--- a/lessons/5-8/readiness/practice.docx
+++ b/lessons/5-8/readiness/practice.docx
@@ -86,7 +86,1259 @@
     </w:p>
     <w:p>
       <w:pPr>
-        <w:spacing w:after="120" w:before="0"/>
+        <w:spacing w:after="60" w:before="120"/>
+      </w:pPr>
+      <w:r>
+        <w:rPr>
+          <w:b/>
+          <w:bCs/>
+          <w:color w:val="0F2B3C"/>
+          <w:sz w:val="24"/>
+          <w:szCs w:val="24"/>
+        </w:rPr>
+        <w:t xml:space="preserve">Vocabulary Anchor Box</w:t>
+      </w:r>
+    </w:p>
+    <w:tbl>
+      <w:tblPr>
+        <w:tblW w:type="dxa" w:w="9360"/>
+        <w:tblBorders>
+          <w:top w:val="single" w:color="C7D2DD" w:sz="6"/>
+          <w:left w:val="single" w:color="C7D2DD" w:sz="6"/>
+          <w:bottom w:val="single" w:color="C7D2DD" w:sz="6"/>
+          <w:right w:val="single" w:color="C7D2DD" w:sz="6"/>
+          <w:insideH w:val="single" w:color="C7D2DD" w:sz="6"/>
+          <w:insideV w:val="single" w:color="C7D2DD" w:sz="6"/>
+        </w:tblBorders>
+      </w:tblPr>
+      <w:tblGrid>
+        <w:gridCol w:w="1800"/>
+        <w:gridCol w:w="3160"/>
+        <w:gridCol w:w="2200"/>
+        <w:gridCol w:w="2200"/>
+      </w:tblGrid>
+      <w:tr>
+        <w:trPr>
+          <w:cantSplit/>
+          <w:tblHeader/>
+        </w:trPr>
+        <w:tc>
+          <w:tcPr>
+            <w:tcW w:type="dxa" w:w="1800"/>
+            <w:shd w:fill="EEF4F8" w:color="auto" w:val="clear"/>
+            <w:tcMar>
+              <w:top w:type="dxa" w:w="60"/>
+              <w:left w:type="dxa" w:w="100"/>
+              <w:bottom w:type="dxa" w:w="60"/>
+              <w:right w:type="dxa" w:w="100"/>
+            </w:tcMar>
+          </w:tcPr>
+          <w:p>
+            <w:pPr>
+              <w:spacing w:after="0" w:before="0"/>
+            </w:pPr>
+            <w:r>
+              <w:rPr>
+                <w:b/>
+                <w:bCs/>
+                <w:color w:val="0F2B3C"/>
+                <w:sz w:val="18"/>
+                <w:szCs w:val="18"/>
+              </w:rPr>
+              <w:t xml:space="preserve">Concept Term</w:t>
+            </w:r>
+          </w:p>
+        </w:tc>
+        <w:tc>
+          <w:tcPr>
+            <w:tcW w:type="dxa" w:w="3160"/>
+            <w:shd w:fill="EEF4F8" w:color="auto" w:val="clear"/>
+            <w:tcMar>
+              <w:top w:type="dxa" w:w="60"/>
+              <w:left w:type="dxa" w:w="100"/>
+              <w:bottom w:type="dxa" w:w="60"/>
+              <w:right w:type="dxa" w:w="100"/>
+            </w:tcMar>
+          </w:tcPr>
+          <w:p>
+            <w:pPr>
+              <w:spacing w:after="0" w:before="0"/>
+            </w:pPr>
+            <w:r>
+              <w:rPr>
+                <w:b/>
+                <w:bCs/>
+                <w:color w:val="0F2B3C"/>
+                <w:sz w:val="18"/>
+                <w:szCs w:val="18"/>
+              </w:rPr>
+              <w:t xml:space="preserve">Student-Friendly Definition</w:t>
+            </w:r>
+          </w:p>
+        </w:tc>
+        <w:tc>
+          <w:tcPr>
+            <w:tcW w:type="dxa" w:w="2200"/>
+            <w:shd w:fill="EEF4F8" w:color="auto" w:val="clear"/>
+            <w:tcMar>
+              <w:top w:type="dxa" w:w="60"/>
+              <w:left w:type="dxa" w:w="100"/>
+              <w:bottom w:type="dxa" w:w="60"/>
+              <w:right w:type="dxa" w:w="100"/>
+            </w:tcMar>
+          </w:tcPr>
+          <w:p>
+            <w:pPr>
+              <w:spacing w:after="0" w:before="0"/>
+            </w:pPr>
+            <w:r>
+              <w:rPr>
+                <w:b/>
+                <w:bCs/>
+                <w:color w:val="0F2B3C"/>
+                <w:sz w:val="18"/>
+                <w:szCs w:val="18"/>
+              </w:rPr>
+              <w:t xml:space="preserve">Non-Example</w:t>
+            </w:r>
+          </w:p>
+        </w:tc>
+        <w:tc>
+          <w:tcPr>
+            <w:tcW w:type="dxa" w:w="2200"/>
+            <w:shd w:fill="EEF4F8" w:color="auto" w:val="clear"/>
+            <w:tcMar>
+              <w:top w:type="dxa" w:w="60"/>
+              <w:left w:type="dxa" w:w="100"/>
+              <w:bottom w:type="dxa" w:w="60"/>
+              <w:right w:type="dxa" w:w="100"/>
+            </w:tcMar>
+          </w:tcPr>
+          <w:p>
+            <w:pPr>
+              <w:spacing w:after="0" w:before="0"/>
+            </w:pPr>
+            <w:r>
+              <w:rPr>
+                <w:b/>
+                <w:bCs/>
+                <w:color w:val="0F2B3C"/>
+                <w:sz w:val="18"/>
+                <w:szCs w:val="18"/>
+              </w:rPr>
+              <w:t xml:space="preserve">Visual Clue</w:t>
+            </w:r>
+          </w:p>
+        </w:tc>
+      </w:tr>
+      <w:tr>
+        <w:trPr>
+          <w:cantSplit/>
+        </w:trPr>
+        <w:tc>
+          <w:tcPr>
+            <w:tcW w:type="dxa" w:w="1800"/>
+            <w:tcMar>
+              <w:top w:type="dxa" w:w="60"/>
+              <w:left w:type="dxa" w:w="100"/>
+              <w:bottom w:type="dxa" w:w="60"/>
+              <w:right w:type="dxa" w:w="100"/>
+            </w:tcMar>
+            <w:vAlign w:val="top"/>
+          </w:tcPr>
+          <w:p>
+            <w:pPr>
+              <w:spacing w:after="20" w:before="0"/>
+            </w:pPr>
+            <w:r>
+              <w:rPr>
+                <w:b/>
+                <w:bCs/>
+                <w:color w:val="0F2B3C"/>
+                <w:sz w:val="20"/>
+                <w:szCs w:val="20"/>
+              </w:rPr>
+              <w:t xml:space="preserve">Surface Area of Pyramids</w:t>
+            </w:r>
+          </w:p>
+          <w:p>
+            <w:pPr>
+              <w:spacing w:after="0" w:before="0"/>
+            </w:pPr>
+            <w:r>
+              <w:rPr>
+                <w:i/>
+                <w:iCs/>
+                <w:color w:val="5E6E7E"/>
+                <w:sz w:val="18"/>
+                <w:szCs w:val="18"/>
+              </w:rPr>
+              <w:t xml:space="preserve">Área de superficie de pirámides</w:t>
+            </w:r>
+          </w:p>
+        </w:tc>
+        <w:tc>
+          <w:tcPr>
+            <w:tcW w:type="dxa" w:w="3160"/>
+            <w:tcMar>
+              <w:top w:type="dxa" w:w="60"/>
+              <w:left w:type="dxa" w:w="100"/>
+              <w:bottom w:type="dxa" w:w="60"/>
+              <w:right w:type="dxa" w:w="100"/>
+            </w:tcMar>
+            <w:vAlign w:val="top"/>
+          </w:tcPr>
+          <w:p>
+            <w:pPr>
+              <w:spacing w:after="0" w:before="0"/>
+            </w:pPr>
+            <w:r>
+              <w:rPr>
+                <w:sz w:val="19"/>
+                <w:szCs w:val="19"/>
+              </w:rPr>
+              <w:t xml:space="preserve">The total area of a pyramid's base and triangular faces. Formula: SA = B + lateral area.</w:t>
+            </w:r>
+          </w:p>
+        </w:tc>
+        <w:tc>
+          <w:tcPr>
+            <w:tcW w:type="dxa" w:w="2200"/>
+            <w:tcMar>
+              <w:top w:type="dxa" w:w="60"/>
+              <w:left w:type="dxa" w:w="100"/>
+              <w:bottom w:type="dxa" w:w="60"/>
+              <w:right w:type="dxa" w:w="100"/>
+            </w:tcMar>
+            <w:vAlign w:val="top"/>
+          </w:tcPr>
+          <w:p>
+            <w:pPr>
+              <w:spacing w:after="30" w:before="0"/>
+            </w:pPr>
+            <w:r>
+              <w:rPr>
+                <w:i/>
+                <w:iCs/>
+                <w:color w:val="5E6E7E"/>
+                <w:sz w:val="18"/>
+                <w:szCs w:val="18"/>
+              </w:rPr>
+              <w:t xml:space="preserve">Not Surface Area of Pyramids: write a counter-example that does not fit the rule.</w:t>
+            </w:r>
+          </w:p>
+          <w:p>
+            <w:pPr>
+              <w:spacing w:after="50" w:before="0"/>
+            </w:pPr>
+            <w:r>
+              <w:rPr>
+                <w:color w:val="BBBBBB"/>
+                <w:sz w:val="18"/>
+                <w:szCs w:val="18"/>
+              </w:rPr>
+              <w:t xml:space="preserve">____________________________</w:t>
+            </w:r>
+          </w:p>
+        </w:tc>
+        <w:tc>
+          <w:tcPr>
+            <w:tcW w:type="dxa" w:w="2200"/>
+            <w:tcMar>
+              <w:top w:type="dxa" w:w="60"/>
+              <w:left w:type="dxa" w:w="100"/>
+              <w:bottom w:type="dxa" w:w="60"/>
+              <w:right w:type="dxa" w:w="100"/>
+            </w:tcMar>
+            <w:vAlign w:val="top"/>
+          </w:tcPr>
+          <w:p>
+            <w:pPr>
+              <w:spacing w:after="0" w:before="0"/>
+            </w:pPr>
+            <w:r>
+              <w:rPr>
+                <w:i/>
+                <w:iCs/>
+                <w:color w:val="5E6E7E"/>
+                <w:sz w:val="18"/>
+                <w:szCs w:val="18"/>
+              </w:rPr>
+              <w:t xml:space="preserve">Square base 6×6 with 4 triangles of ½ × 6 × 5: 36 + 60 = 96 square units</w:t>
+            </w:r>
+          </w:p>
+        </w:tc>
+      </w:tr>
+      <w:tr>
+        <w:trPr>
+          <w:cantSplit/>
+        </w:trPr>
+        <w:tc>
+          <w:tcPr>
+            <w:tcW w:type="dxa" w:w="1800"/>
+            <w:tcMar>
+              <w:top w:type="dxa" w:w="60"/>
+              <w:left w:type="dxa" w:w="100"/>
+              <w:bottom w:type="dxa" w:w="60"/>
+              <w:right w:type="dxa" w:w="100"/>
+            </w:tcMar>
+            <w:vAlign w:val="top"/>
+          </w:tcPr>
+          <w:p>
+            <w:pPr>
+              <w:spacing w:after="20" w:before="0"/>
+            </w:pPr>
+            <w:r>
+              <w:rPr>
+                <w:b/>
+                <w:bCs/>
+                <w:color w:val="0F2B3C"/>
+                <w:sz w:val="20"/>
+                <w:szCs w:val="20"/>
+              </w:rPr>
+              <w:t xml:space="preserve">Pyramid</w:t>
+            </w:r>
+          </w:p>
+          <w:p>
+            <w:pPr>
+              <w:spacing w:after="0" w:before="0"/>
+            </w:pPr>
+            <w:r>
+              <w:rPr>
+                <w:i/>
+                <w:iCs/>
+                <w:color w:val="5E6E7E"/>
+                <w:sz w:val="18"/>
+                <w:szCs w:val="18"/>
+              </w:rPr>
+              <w:t xml:space="preserve">Pirámide</w:t>
+            </w:r>
+          </w:p>
+        </w:tc>
+        <w:tc>
+          <w:tcPr>
+            <w:tcW w:type="dxa" w:w="3160"/>
+            <w:tcMar>
+              <w:top w:type="dxa" w:w="60"/>
+              <w:left w:type="dxa" w:w="100"/>
+              <w:bottom w:type="dxa" w:w="60"/>
+              <w:right w:type="dxa" w:w="100"/>
+            </w:tcMar>
+            <w:vAlign w:val="top"/>
+          </w:tcPr>
+          <w:p>
+            <w:pPr>
+              <w:spacing w:after="0" w:before="0"/>
+            </w:pPr>
+            <w:r>
+              <w:rPr>
+                <w:sz w:val="19"/>
+                <w:szCs w:val="19"/>
+              </w:rPr>
+              <w:t xml:space="preserve">A solid with a flat bottom and triangle sides that meet at one point on top.</w:t>
+            </w:r>
+          </w:p>
+        </w:tc>
+        <w:tc>
+          <w:tcPr>
+            <w:tcW w:type="dxa" w:w="2200"/>
+            <w:tcMar>
+              <w:top w:type="dxa" w:w="60"/>
+              <w:left w:type="dxa" w:w="100"/>
+              <w:bottom w:type="dxa" w:w="60"/>
+              <w:right w:type="dxa" w:w="100"/>
+            </w:tcMar>
+            <w:vAlign w:val="top"/>
+          </w:tcPr>
+          <w:p>
+            <w:pPr>
+              <w:spacing w:after="30" w:before="0"/>
+            </w:pPr>
+            <w:r>
+              <w:rPr>
+                <w:i/>
+                <w:iCs/>
+                <w:color w:val="5E6E7E"/>
+                <w:sz w:val="18"/>
+                <w:szCs w:val="18"/>
+              </w:rPr>
+              <w:t xml:space="preserve">Not Pyramid: write a counter-example that does not fit the rule.</w:t>
+            </w:r>
+          </w:p>
+          <w:p>
+            <w:pPr>
+              <w:spacing w:after="50" w:before="0"/>
+            </w:pPr>
+            <w:r>
+              <w:rPr>
+                <w:color w:val="BBBBBB"/>
+                <w:sz w:val="18"/>
+                <w:szCs w:val="18"/>
+              </w:rPr>
+              <w:t xml:space="preserve">____________________________</w:t>
+            </w:r>
+          </w:p>
+        </w:tc>
+        <w:tc>
+          <w:tcPr>
+            <w:tcW w:type="dxa" w:w="2200"/>
+            <w:tcMar>
+              <w:top w:type="dxa" w:w="60"/>
+              <w:left w:type="dxa" w:w="100"/>
+              <w:bottom w:type="dxa" w:w="60"/>
+              <w:right w:type="dxa" w:w="100"/>
+            </w:tcMar>
+            <w:vAlign w:val="top"/>
+          </w:tcPr>
+          <w:p>
+            <w:pPr>
+              <w:spacing w:after="0" w:before="0"/>
+            </w:pPr>
+            <w:r>
+              <w:rPr>
+                <w:i/>
+                <w:iCs/>
+                <w:color w:val="5E6E7E"/>
+                <w:sz w:val="18"/>
+                <w:szCs w:val="18"/>
+              </w:rPr>
+              <w:t xml:space="preserve">Like the Great Pyramid of Giza — a square on the bottom, 4 triangles slanting up to a point</w:t>
+            </w:r>
+          </w:p>
+        </w:tc>
+      </w:tr>
+      <w:tr>
+        <w:trPr>
+          <w:cantSplit/>
+        </w:trPr>
+        <w:tc>
+          <w:tcPr>
+            <w:tcW w:type="dxa" w:w="1800"/>
+            <w:tcMar>
+              <w:top w:type="dxa" w:w="60"/>
+              <w:left w:type="dxa" w:w="100"/>
+              <w:bottom w:type="dxa" w:w="60"/>
+              <w:right w:type="dxa" w:w="100"/>
+            </w:tcMar>
+            <w:vAlign w:val="top"/>
+          </w:tcPr>
+          <w:p>
+            <w:pPr>
+              <w:spacing w:after="20" w:before="0"/>
+            </w:pPr>
+            <w:r>
+              <w:rPr>
+                <w:b/>
+                <w:bCs/>
+                <w:color w:val="0F2B3C"/>
+                <w:sz w:val="20"/>
+                <w:szCs w:val="20"/>
+              </w:rPr>
+              <w:t xml:space="preserve">Slant height</w:t>
+            </w:r>
+          </w:p>
+          <w:p>
+            <w:pPr>
+              <w:spacing w:after="0" w:before="0"/>
+            </w:pPr>
+            <w:r>
+              <w:rPr>
+                <w:i/>
+                <w:iCs/>
+                <w:color w:val="5E6E7E"/>
+                <w:sz w:val="18"/>
+                <w:szCs w:val="18"/>
+              </w:rPr>
+              <w:t xml:space="preserve">Altura inclinada (apotema)</w:t>
+            </w:r>
+          </w:p>
+        </w:tc>
+        <w:tc>
+          <w:tcPr>
+            <w:tcW w:type="dxa" w:w="3160"/>
+            <w:tcMar>
+              <w:top w:type="dxa" w:w="60"/>
+              <w:left w:type="dxa" w:w="100"/>
+              <w:bottom w:type="dxa" w:w="60"/>
+              <w:right w:type="dxa" w:w="100"/>
+            </w:tcMar>
+            <w:vAlign w:val="top"/>
+          </w:tcPr>
+          <w:p>
+            <w:pPr>
+              <w:spacing w:after="0" w:before="0"/>
+            </w:pPr>
+            <w:r>
+              <w:rPr>
+                <w:sz w:val="19"/>
+                <w:szCs w:val="19"/>
+              </w:rPr>
+              <w:t xml:space="preserve">The height of a side triangle, measured along its slanted face.</w:t>
+            </w:r>
+          </w:p>
+        </w:tc>
+        <w:tc>
+          <w:tcPr>
+            <w:tcW w:type="dxa" w:w="2200"/>
+            <w:tcMar>
+              <w:top w:type="dxa" w:w="60"/>
+              <w:left w:type="dxa" w:w="100"/>
+              <w:bottom w:type="dxa" w:w="60"/>
+              <w:right w:type="dxa" w:w="100"/>
+            </w:tcMar>
+            <w:vAlign w:val="top"/>
+          </w:tcPr>
+          <w:p>
+            <w:pPr>
+              <w:spacing w:after="30" w:before="0"/>
+            </w:pPr>
+            <w:r>
+              <w:rPr>
+                <w:i/>
+                <w:iCs/>
+                <w:color w:val="5E6E7E"/>
+                <w:sz w:val="18"/>
+                <w:szCs w:val="18"/>
+              </w:rPr>
+              <w:t xml:space="preserve">Not Slant height: write a counter-example that does not fit the rule.</w:t>
+            </w:r>
+          </w:p>
+          <w:p>
+            <w:pPr>
+              <w:spacing w:after="50" w:before="0"/>
+            </w:pPr>
+            <w:r>
+              <w:rPr>
+                <w:color w:val="BBBBBB"/>
+                <w:sz w:val="18"/>
+                <w:szCs w:val="18"/>
+              </w:rPr>
+              <w:t xml:space="preserve">____________________________</w:t>
+            </w:r>
+          </w:p>
+        </w:tc>
+        <w:tc>
+          <w:tcPr>
+            <w:tcW w:type="dxa" w:w="2200"/>
+            <w:tcMar>
+              <w:top w:type="dxa" w:w="60"/>
+              <w:left w:type="dxa" w:w="100"/>
+              <w:bottom w:type="dxa" w:w="60"/>
+              <w:right w:type="dxa" w:w="100"/>
+            </w:tcMar>
+            <w:vAlign w:val="top"/>
+          </w:tcPr>
+          <w:p>
+            <w:pPr>
+              <w:spacing w:after="0" w:before="0"/>
+            </w:pPr>
+            <w:r>
+              <w:rPr>
+                <w:i/>
+                <w:iCs/>
+                <w:color w:val="5E6E7E"/>
+                <w:sz w:val="18"/>
+                <w:szCs w:val="18"/>
+              </w:rPr>
+              <w:t xml:space="preserve">If you slide your finger from the bottom edge up the triangle face to the top point — that distance is the slant height</w:t>
+            </w:r>
+          </w:p>
+        </w:tc>
+      </w:tr>
+      <w:tr>
+        <w:trPr>
+          <w:cantSplit/>
+        </w:trPr>
+        <w:tc>
+          <w:tcPr>
+            <w:tcW w:type="dxa" w:w="1800"/>
+            <w:tcMar>
+              <w:top w:type="dxa" w:w="60"/>
+              <w:left w:type="dxa" w:w="100"/>
+              <w:bottom w:type="dxa" w:w="60"/>
+              <w:right w:type="dxa" w:w="100"/>
+            </w:tcMar>
+            <w:vAlign w:val="top"/>
+          </w:tcPr>
+          <w:p>
+            <w:pPr>
+              <w:spacing w:after="20" w:before="0"/>
+            </w:pPr>
+            <w:r>
+              <w:rPr>
+                <w:b/>
+                <w:bCs/>
+                <w:color w:val="0F2B3C"/>
+                <w:sz w:val="20"/>
+                <w:szCs w:val="20"/>
+              </w:rPr>
+              <w:t xml:space="preserve">Lateral face</w:t>
+            </w:r>
+          </w:p>
+          <w:p>
+            <w:pPr>
+              <w:spacing w:after="0" w:before="0"/>
+            </w:pPr>
+            <w:r>
+              <w:rPr>
+                <w:i/>
+                <w:iCs/>
+                <w:color w:val="5E6E7E"/>
+                <w:sz w:val="18"/>
+                <w:szCs w:val="18"/>
+              </w:rPr>
+              <w:t xml:space="preserve">Cara lateral</w:t>
+            </w:r>
+          </w:p>
+        </w:tc>
+        <w:tc>
+          <w:tcPr>
+            <w:tcW w:type="dxa" w:w="3160"/>
+            <w:tcMar>
+              <w:top w:type="dxa" w:w="60"/>
+              <w:left w:type="dxa" w:w="100"/>
+              <w:bottom w:type="dxa" w:w="60"/>
+              <w:right w:type="dxa" w:w="100"/>
+            </w:tcMar>
+            <w:vAlign w:val="top"/>
+          </w:tcPr>
+          <w:p>
+            <w:pPr>
+              <w:spacing w:after="0" w:before="0"/>
+            </w:pPr>
+            <w:r>
+              <w:rPr>
+                <w:sz w:val="19"/>
+                <w:szCs w:val="19"/>
+              </w:rPr>
+              <w:t xml:space="preserve">A triangle side of a pyramid, not the bottom.</w:t>
+            </w:r>
+          </w:p>
+        </w:tc>
+        <w:tc>
+          <w:tcPr>
+            <w:tcW w:type="dxa" w:w="2200"/>
+            <w:tcMar>
+              <w:top w:type="dxa" w:w="60"/>
+              <w:left w:type="dxa" w:w="100"/>
+              <w:bottom w:type="dxa" w:w="60"/>
+              <w:right w:type="dxa" w:w="100"/>
+            </w:tcMar>
+            <w:vAlign w:val="top"/>
+          </w:tcPr>
+          <w:p>
+            <w:pPr>
+              <w:spacing w:after="30" w:before="0"/>
+            </w:pPr>
+            <w:r>
+              <w:rPr>
+                <w:i/>
+                <w:iCs/>
+                <w:color w:val="5E6E7E"/>
+                <w:sz w:val="18"/>
+                <w:szCs w:val="18"/>
+              </w:rPr>
+              <w:t xml:space="preserve">Not Lateral face: write a counter-example that does not fit the rule.</w:t>
+            </w:r>
+          </w:p>
+          <w:p>
+            <w:pPr>
+              <w:spacing w:after="50" w:before="0"/>
+            </w:pPr>
+            <w:r>
+              <w:rPr>
+                <w:color w:val="BBBBBB"/>
+                <w:sz w:val="18"/>
+                <w:szCs w:val="18"/>
+              </w:rPr>
+              <w:t xml:space="preserve">____________________________</w:t>
+            </w:r>
+          </w:p>
+        </w:tc>
+        <w:tc>
+          <w:tcPr>
+            <w:tcW w:type="dxa" w:w="2200"/>
+            <w:tcMar>
+              <w:top w:type="dxa" w:w="60"/>
+              <w:left w:type="dxa" w:w="100"/>
+              <w:bottom w:type="dxa" w:w="60"/>
+              <w:right w:type="dxa" w:w="100"/>
+            </w:tcMar>
+            <w:vAlign w:val="top"/>
+          </w:tcPr>
+          <w:p>
+            <w:pPr>
+              <w:spacing w:after="0" w:before="0"/>
+            </w:pPr>
+            <w:r>
+              <w:rPr>
+                <w:i/>
+                <w:iCs/>
+                <w:color w:val="5E6E7E"/>
+                <w:sz w:val="18"/>
+                <w:szCs w:val="18"/>
+              </w:rPr>
+              <w:t xml:space="preserve">A square pyramid has 4 lateral faces — one triangle for each side of the square base</w:t>
+            </w:r>
+          </w:p>
+        </w:tc>
+      </w:tr>
+      <w:tr>
+        <w:trPr>
+          <w:cantSplit/>
+        </w:trPr>
+        <w:tc>
+          <w:tcPr>
+            <w:tcW w:type="dxa" w:w="1800"/>
+            <w:tcMar>
+              <w:top w:type="dxa" w:w="60"/>
+              <w:left w:type="dxa" w:w="100"/>
+              <w:bottom w:type="dxa" w:w="60"/>
+              <w:right w:type="dxa" w:w="100"/>
+            </w:tcMar>
+            <w:vAlign w:val="top"/>
+          </w:tcPr>
+          <w:p>
+            <w:pPr>
+              <w:spacing w:after="20" w:before="0"/>
+            </w:pPr>
+            <w:r>
+              <w:rPr>
+                <w:b/>
+                <w:bCs/>
+                <w:color w:val="0F2B3C"/>
+                <w:sz w:val="20"/>
+                <w:szCs w:val="20"/>
+              </w:rPr>
+              <w:t xml:space="preserve">Base</w:t>
+            </w:r>
+          </w:p>
+          <w:p>
+            <w:pPr>
+              <w:spacing w:after="0" w:before="0"/>
+            </w:pPr>
+            <w:r>
+              <w:rPr>
+                <w:i/>
+                <w:iCs/>
+                <w:color w:val="5E6E7E"/>
+                <w:sz w:val="18"/>
+                <w:szCs w:val="18"/>
+              </w:rPr>
+              <w:t xml:space="preserve">Base</w:t>
+            </w:r>
+          </w:p>
+        </w:tc>
+        <w:tc>
+          <w:tcPr>
+            <w:tcW w:type="dxa" w:w="3160"/>
+            <w:tcMar>
+              <w:top w:type="dxa" w:w="60"/>
+              <w:left w:type="dxa" w:w="100"/>
+              <w:bottom w:type="dxa" w:w="60"/>
+              <w:right w:type="dxa" w:w="100"/>
+            </w:tcMar>
+            <w:vAlign w:val="top"/>
+          </w:tcPr>
+          <w:p>
+            <w:pPr>
+              <w:spacing w:after="0" w:before="0"/>
+            </w:pPr>
+            <w:r>
+              <w:rPr>
+                <w:sz w:val="19"/>
+                <w:szCs w:val="19"/>
+              </w:rPr>
+              <w:t xml:space="preserve">The flat bottom of a pyramid.</w:t>
+            </w:r>
+          </w:p>
+        </w:tc>
+        <w:tc>
+          <w:tcPr>
+            <w:tcW w:type="dxa" w:w="2200"/>
+            <w:tcMar>
+              <w:top w:type="dxa" w:w="60"/>
+              <w:left w:type="dxa" w:w="100"/>
+              <w:bottom w:type="dxa" w:w="60"/>
+              <w:right w:type="dxa" w:w="100"/>
+            </w:tcMar>
+            <w:vAlign w:val="top"/>
+          </w:tcPr>
+          <w:p>
+            <w:pPr>
+              <w:spacing w:after="30" w:before="0"/>
+            </w:pPr>
+            <w:r>
+              <w:rPr>
+                <w:i/>
+                <w:iCs/>
+                <w:color w:val="5E6E7E"/>
+                <w:sz w:val="18"/>
+                <w:szCs w:val="18"/>
+              </w:rPr>
+              <w:t xml:space="preserve">Not Base: write a counter-example that does not fit the rule.</w:t>
+            </w:r>
+          </w:p>
+          <w:p>
+            <w:pPr>
+              <w:spacing w:after="50" w:before="0"/>
+            </w:pPr>
+            <w:r>
+              <w:rPr>
+                <w:color w:val="BBBBBB"/>
+                <w:sz w:val="18"/>
+                <w:szCs w:val="18"/>
+              </w:rPr>
+              <w:t xml:space="preserve">____________________________</w:t>
+            </w:r>
+          </w:p>
+        </w:tc>
+        <w:tc>
+          <w:tcPr>
+            <w:tcW w:type="dxa" w:w="2200"/>
+            <w:tcMar>
+              <w:top w:type="dxa" w:w="60"/>
+              <w:left w:type="dxa" w:w="100"/>
+              <w:bottom w:type="dxa" w:w="60"/>
+              <w:right w:type="dxa" w:w="100"/>
+            </w:tcMar>
+            <w:vAlign w:val="top"/>
+          </w:tcPr>
+          <w:p>
+            <w:pPr>
+              <w:spacing w:after="0" w:before="0"/>
+            </w:pPr>
+            <w:r>
+              <w:rPr>
+                <w:i/>
+                <w:iCs/>
+                <w:color w:val="5E6E7E"/>
+                <w:sz w:val="18"/>
+                <w:szCs w:val="18"/>
+              </w:rPr>
+              <w:t xml:space="preserve">A square pyramid sits on a square base; base area = side × side</w:t>
+            </w:r>
+          </w:p>
+        </w:tc>
+      </w:tr>
+      <w:tr>
+        <w:trPr>
+          <w:cantSplit/>
+        </w:trPr>
+        <w:tc>
+          <w:tcPr>
+            <w:tcW w:type="dxa" w:w="1800"/>
+            <w:tcMar>
+              <w:top w:type="dxa" w:w="60"/>
+              <w:left w:type="dxa" w:w="100"/>
+              <w:bottom w:type="dxa" w:w="60"/>
+              <w:right w:type="dxa" w:w="100"/>
+            </w:tcMar>
+            <w:vAlign w:val="top"/>
+          </w:tcPr>
+          <w:p>
+            <w:pPr>
+              <w:spacing w:after="20" w:before="0"/>
+            </w:pPr>
+            <w:r>
+              <w:rPr>
+                <w:b/>
+                <w:bCs/>
+                <w:color w:val="0F2B3C"/>
+                <w:sz w:val="20"/>
+                <w:szCs w:val="20"/>
+              </w:rPr>
+              <w:t xml:space="preserve">Apex</w:t>
+            </w:r>
+          </w:p>
+          <w:p>
+            <w:pPr>
+              <w:spacing w:after="0" w:before="0"/>
+            </w:pPr>
+            <w:r>
+              <w:rPr>
+                <w:i/>
+                <w:iCs/>
+                <w:color w:val="5E6E7E"/>
+                <w:sz w:val="18"/>
+                <w:szCs w:val="18"/>
+              </w:rPr>
+              <w:t xml:space="preserve">Ápice</w:t>
+            </w:r>
+          </w:p>
+        </w:tc>
+        <w:tc>
+          <w:tcPr>
+            <w:tcW w:type="dxa" w:w="3160"/>
+            <w:tcMar>
+              <w:top w:type="dxa" w:w="60"/>
+              <w:left w:type="dxa" w:w="100"/>
+              <w:bottom w:type="dxa" w:w="60"/>
+              <w:right w:type="dxa" w:w="100"/>
+            </w:tcMar>
+            <w:vAlign w:val="top"/>
+          </w:tcPr>
+          <w:p>
+            <w:pPr>
+              <w:spacing w:after="0" w:before="0"/>
+            </w:pPr>
+            <w:r>
+              <w:rPr>
+                <w:sz w:val="19"/>
+                <w:szCs w:val="19"/>
+              </w:rPr>
+              <w:t xml:space="preserve">The point at the top of a pyramid where the sides meet.</w:t>
+            </w:r>
+          </w:p>
+        </w:tc>
+        <w:tc>
+          <w:tcPr>
+            <w:tcW w:type="dxa" w:w="2200"/>
+            <w:tcMar>
+              <w:top w:type="dxa" w:w="60"/>
+              <w:left w:type="dxa" w:w="100"/>
+              <w:bottom w:type="dxa" w:w="60"/>
+              <w:right w:type="dxa" w:w="100"/>
+            </w:tcMar>
+            <w:vAlign w:val="top"/>
+          </w:tcPr>
+          <w:p>
+            <w:pPr>
+              <w:spacing w:after="30" w:before="0"/>
+            </w:pPr>
+            <w:r>
+              <w:rPr>
+                <w:i/>
+                <w:iCs/>
+                <w:color w:val="5E6E7E"/>
+                <w:sz w:val="18"/>
+                <w:szCs w:val="18"/>
+              </w:rPr>
+              <w:t xml:space="preserve">Not Apex: write a counter-example that does not fit the rule.</w:t>
+            </w:r>
+          </w:p>
+          <w:p>
+            <w:pPr>
+              <w:spacing w:after="50" w:before="0"/>
+            </w:pPr>
+            <w:r>
+              <w:rPr>
+                <w:color w:val="BBBBBB"/>
+                <w:sz w:val="18"/>
+                <w:szCs w:val="18"/>
+              </w:rPr>
+              <w:t xml:space="preserve">____________________________</w:t>
+            </w:r>
+          </w:p>
+        </w:tc>
+        <w:tc>
+          <w:tcPr>
+            <w:tcW w:type="dxa" w:w="2200"/>
+            <w:tcMar>
+              <w:top w:type="dxa" w:w="60"/>
+              <w:left w:type="dxa" w:w="100"/>
+              <w:bottom w:type="dxa" w:w="60"/>
+              <w:right w:type="dxa" w:w="100"/>
+            </w:tcMar>
+            <w:vAlign w:val="top"/>
+          </w:tcPr>
+          <w:p>
+            <w:pPr>
+              <w:spacing w:after="0" w:before="0"/>
+            </w:pPr>
+            <w:r>
+              <w:rPr>
+                <w:i/>
+                <w:iCs/>
+                <w:color w:val="5E6E7E"/>
+                <w:sz w:val="18"/>
+                <w:szCs w:val="18"/>
+              </w:rPr>
+              <w:t xml:space="preserve">The pointy top of a pyramid — all the slanted edges connect here</w:t>
+            </w:r>
+          </w:p>
+        </w:tc>
+      </w:tr>
+      <w:tr>
+        <w:trPr>
+          <w:cantSplit/>
+        </w:trPr>
+        <w:tc>
+          <w:tcPr>
+            <w:tcW w:type="dxa" w:w="1800"/>
+            <w:tcMar>
+              <w:top w:type="dxa" w:w="60"/>
+              <w:left w:type="dxa" w:w="100"/>
+              <w:bottom w:type="dxa" w:w="60"/>
+              <w:right w:type="dxa" w:w="100"/>
+            </w:tcMar>
+            <w:vAlign w:val="top"/>
+          </w:tcPr>
+          <w:p>
+            <w:pPr>
+              <w:spacing w:after="20" w:before="0"/>
+            </w:pPr>
+            <w:r>
+              <w:rPr>
+                <w:b/>
+                <w:bCs/>
+                <w:color w:val="0F2B3C"/>
+                <w:sz w:val="20"/>
+                <w:szCs w:val="20"/>
+              </w:rPr>
+              <w:t xml:space="preserve">Lateral area</w:t>
+            </w:r>
+          </w:p>
+          <w:p>
+            <w:pPr>
+              <w:spacing w:after="0" w:before="0"/>
+            </w:pPr>
+            <w:r>
+              <w:rPr>
+                <w:i/>
+                <w:iCs/>
+                <w:color w:val="5E6E7E"/>
+                <w:sz w:val="18"/>
+                <w:szCs w:val="18"/>
+              </w:rPr>
+              <w:t xml:space="preserve">Área lateral</w:t>
+            </w:r>
+          </w:p>
+        </w:tc>
+        <w:tc>
+          <w:tcPr>
+            <w:tcW w:type="dxa" w:w="3160"/>
+            <w:tcMar>
+              <w:top w:type="dxa" w:w="60"/>
+              <w:left w:type="dxa" w:w="100"/>
+              <w:bottom w:type="dxa" w:w="60"/>
+              <w:right w:type="dxa" w:w="100"/>
+            </w:tcMar>
+            <w:vAlign w:val="top"/>
+          </w:tcPr>
+          <w:p>
+            <w:pPr>
+              <w:spacing w:after="0" w:before="0"/>
+            </w:pPr>
+            <w:r>
+              <w:rPr>
+                <w:sz w:val="19"/>
+                <w:szCs w:val="19"/>
+              </w:rPr>
+              <w:t xml:space="preserve">The total area of just the side triangles, not the bottom.</w:t>
+            </w:r>
+          </w:p>
+        </w:tc>
+        <w:tc>
+          <w:tcPr>
+            <w:tcW w:type="dxa" w:w="2200"/>
+            <w:tcMar>
+              <w:top w:type="dxa" w:w="60"/>
+              <w:left w:type="dxa" w:w="100"/>
+              <w:bottom w:type="dxa" w:w="60"/>
+              <w:right w:type="dxa" w:w="100"/>
+            </w:tcMar>
+            <w:vAlign w:val="top"/>
+          </w:tcPr>
+          <w:p>
+            <w:pPr>
+              <w:spacing w:after="30" w:before="0"/>
+            </w:pPr>
+            <w:r>
+              <w:rPr>
+                <w:i/>
+                <w:iCs/>
+                <w:color w:val="5E6E7E"/>
+                <w:sz w:val="18"/>
+                <w:szCs w:val="18"/>
+              </w:rPr>
+              <w:t xml:space="preserve">Not Lateral area: write a counter-example that does not fit the rule.</w:t>
+            </w:r>
+          </w:p>
+          <w:p>
+            <w:pPr>
+              <w:spacing w:after="50" w:before="0"/>
+            </w:pPr>
+            <w:r>
+              <w:rPr>
+                <w:color w:val="BBBBBB"/>
+                <w:sz w:val="18"/>
+                <w:szCs w:val="18"/>
+              </w:rPr>
+              <w:t xml:space="preserve">____________________________</w:t>
+            </w:r>
+          </w:p>
+        </w:tc>
+        <w:tc>
+          <w:tcPr>
+            <w:tcW w:type="dxa" w:w="2200"/>
+            <w:tcMar>
+              <w:top w:type="dxa" w:w="60"/>
+              <w:left w:type="dxa" w:w="100"/>
+              <w:bottom w:type="dxa" w:w="60"/>
+              <w:right w:type="dxa" w:w="100"/>
+            </w:tcMar>
+            <w:vAlign w:val="top"/>
+          </w:tcPr>
+          <w:p>
+            <w:pPr>
+              <w:spacing w:after="0" w:before="0"/>
+            </w:pPr>
+            <w:r>
+              <w:rPr>
+                <w:i/>
+                <w:iCs/>
+                <w:color w:val="5E6E7E"/>
+                <w:sz w:val="18"/>
+                <w:szCs w:val="18"/>
+              </w:rPr>
+              <w:t xml:space="preserve">For a square pyramid: lateral area = 4 × (½ × base edge × slant height)</w:t>
+            </w:r>
+          </w:p>
+        </w:tc>
+      </w:tr>
+      <w:tr>
+        <w:trPr>
+          <w:cantSplit/>
+        </w:trPr>
+        <w:tc>
+          <w:tcPr>
+            <w:tcW w:type="dxa" w:w="1800"/>
+            <w:tcMar>
+              <w:top w:type="dxa" w:w="60"/>
+              <w:left w:type="dxa" w:w="100"/>
+              <w:bottom w:type="dxa" w:w="60"/>
+              <w:right w:type="dxa" w:w="100"/>
+            </w:tcMar>
+            <w:vAlign w:val="top"/>
+          </w:tcPr>
+          <w:p>
+            <w:pPr>
+              <w:spacing w:after="20" w:before="0"/>
+            </w:pPr>
+            <w:r>
+              <w:rPr>
+                <w:b/>
+                <w:bCs/>
+                <w:color w:val="0F2B3C"/>
+                <w:sz w:val="20"/>
+                <w:szCs w:val="20"/>
+              </w:rPr>
+              <w:t xml:space="preserve">Surface area</w:t>
+            </w:r>
+          </w:p>
+          <w:p>
+            <w:pPr>
+              <w:spacing w:after="0" w:before="0"/>
+            </w:pPr>
+            <w:r>
+              <w:rPr>
+                <w:i/>
+                <w:iCs/>
+                <w:color w:val="5E6E7E"/>
+                <w:sz w:val="18"/>
+                <w:szCs w:val="18"/>
+              </w:rPr>
+              <w:t xml:space="preserve">Área superficial</w:t>
+            </w:r>
+          </w:p>
+        </w:tc>
+        <w:tc>
+          <w:tcPr>
+            <w:tcW w:type="dxa" w:w="3160"/>
+            <w:tcMar>
+              <w:top w:type="dxa" w:w="60"/>
+              <w:left w:type="dxa" w:w="100"/>
+              <w:bottom w:type="dxa" w:w="60"/>
+              <w:right w:type="dxa" w:w="100"/>
+            </w:tcMar>
+            <w:vAlign w:val="top"/>
+          </w:tcPr>
+          <w:p>
+            <w:pPr>
+              <w:spacing w:after="0" w:before="0"/>
+            </w:pPr>
+            <w:r>
+              <w:rPr>
+                <w:sz w:val="19"/>
+                <w:szCs w:val="19"/>
+              </w:rPr>
+              <w:t xml:space="preserve">The total area of every face of a solid, base included.</w:t>
+            </w:r>
+          </w:p>
+        </w:tc>
+        <w:tc>
+          <w:tcPr>
+            <w:tcW w:type="dxa" w:w="2200"/>
+            <w:tcMar>
+              <w:top w:type="dxa" w:w="60"/>
+              <w:left w:type="dxa" w:w="100"/>
+              <w:bottom w:type="dxa" w:w="60"/>
+              <w:right w:type="dxa" w:w="100"/>
+            </w:tcMar>
+            <w:vAlign w:val="top"/>
+          </w:tcPr>
+          <w:p>
+            <w:pPr>
+              <w:spacing w:after="30" w:before="0"/>
+            </w:pPr>
+            <w:r>
+              <w:rPr>
+                <w:i/>
+                <w:iCs/>
+                <w:color w:val="5E6E7E"/>
+                <w:sz w:val="18"/>
+                <w:szCs w:val="18"/>
+              </w:rPr>
+              <w:t xml:space="preserve">Not Surface area: write a counter-example that does not fit the rule.</w:t>
+            </w:r>
+          </w:p>
+          <w:p>
+            <w:pPr>
+              <w:spacing w:after="50" w:before="0"/>
+            </w:pPr>
+            <w:r>
+              <w:rPr>
+                <w:color w:val="BBBBBB"/>
+                <w:sz w:val="18"/>
+                <w:szCs w:val="18"/>
+              </w:rPr>
+              <w:t xml:space="preserve">____________________________</w:t>
+            </w:r>
+          </w:p>
+        </w:tc>
+        <w:tc>
+          <w:tcPr>
+            <w:tcW w:type="dxa" w:w="2200"/>
+            <w:tcMar>
+              <w:top w:type="dxa" w:w="60"/>
+              <w:left w:type="dxa" w:w="100"/>
+              <w:bottom w:type="dxa" w:w="60"/>
+              <w:right w:type="dxa" w:w="100"/>
+            </w:tcMar>
+            <w:vAlign w:val="top"/>
+          </w:tcPr>
+          <w:p>
+            <w:pPr>
+              <w:spacing w:after="0" w:before="0"/>
+            </w:pPr>
+            <w:r>
+              <w:rPr>
+                <w:i/>
+                <w:iCs/>
+                <w:color w:val="5E6E7E"/>
+                <w:sz w:val="18"/>
+                <w:szCs w:val="18"/>
+              </w:rPr>
+              <w:t xml:space="preserve">Base area + the area of the 4 triangles.</w:t>
+            </w:r>
+          </w:p>
+        </w:tc>
+      </w:tr>
+    </w:tbl>
+    <w:p>
+      <w:pPr>
+        <w:spacing w:after="120" w:before="140"/>
       </w:pPr>
       <w:r>
         <w:rPr>
@@ -127,73 +1379,922 @@
         <w:t xml:space="preserve">Find a triangle's area one step at a time.</w:t>
       </w:r>
     </w:p>
-    <w:p>
-      <w:pPr>
-        <w:spacing w:after="40" w:before="0"/>
-      </w:pPr>
-      <w:r>
-        <w:rPr>
-          <w:sz w:val="22"/>
-          <w:szCs w:val="22"/>
-        </w:rPr>
-        <w:t xml:space="preserve">1.  First: base × height = 4 × 6 = ___</w:t>
-      </w:r>
-    </w:p>
-    <w:p>
-      <w:pPr>
-        <w:spacing w:after="80" w:before="0"/>
-      </w:pPr>
-      <w:r>
-        <w:rPr>
-          <w:color w:val="BBBBBB"/>
-        </w:rPr>
-        <w:t xml:space="preserve">____________________________________________________</w:t>
-      </w:r>
-    </w:p>
-    <w:p>
-      <w:pPr>
-        <w:spacing w:after="40" w:before="0"/>
-      </w:pPr>
-      <w:r>
-        <w:rPr>
-          <w:sz w:val="22"/>
-          <w:szCs w:val="22"/>
-        </w:rPr>
-        <w:t xml:space="preserve">2.  Now take half: half of 24 = ___</w:t>
-      </w:r>
-    </w:p>
-    <w:p>
-      <w:pPr>
-        <w:spacing w:after="80" w:before="0"/>
-      </w:pPr>
-      <w:r>
-        <w:rPr>
-          <w:color w:val="BBBBBB"/>
-        </w:rPr>
-        <w:t xml:space="preserve">____________________________________________________</w:t>
-      </w:r>
-    </w:p>
-    <w:p>
-      <w:pPr>
-        <w:spacing w:after="40" w:before="0"/>
-      </w:pPr>
-      <w:r>
-        <w:rPr>
-          <w:sz w:val="22"/>
-          <w:szCs w:val="22"/>
-        </w:rPr>
-        <w:t xml:space="preserve">3.  So the triangle area ½ × 4 × 6 = ___</w:t>
-      </w:r>
-    </w:p>
-    <w:p>
-      <w:pPr>
-        <w:spacing w:after="80" w:before="0"/>
-      </w:pPr>
-      <w:r>
-        <w:rPr>
-          <w:color w:val="BBBBBB"/>
-        </w:rPr>
-        <w:t xml:space="preserve">____________________________________________________</w:t>
+    <w:tbl>
+      <w:tblPr>
+        <w:tblW w:type="dxa" w:w="9360"/>
+        <w:tblBorders>
+          <w:top w:val="single" w:color="C7D2DD" w:sz="6"/>
+          <w:left w:val="single" w:color="C7D2DD" w:sz="6"/>
+          <w:bottom w:val="single" w:color="C7D2DD" w:sz="6"/>
+          <w:right w:val="single" w:color="C7D2DD" w:sz="6"/>
+          <w:insideH w:val="single" w:color="C7D2DD" w:sz="6"/>
+          <w:insideV w:val="single" w:color="C7D2DD" w:sz="6"/>
+        </w:tblBorders>
+      </w:tblPr>
+      <w:tblGrid>
+        <w:gridCol w:w="2800"/>
+        <w:gridCol w:w="3560"/>
+        <w:gridCol w:w="3000"/>
+      </w:tblGrid>
+      <w:tr>
+        <w:trPr>
+          <w:cantSplit/>
+          <w:tblHeader/>
+        </w:trPr>
+        <w:tc>
+          <w:tcPr>
+            <w:tcW w:type="dxa" w:w="2800"/>
+            <w:shd w:fill="EEF4F8" w:color="auto" w:val="clear"/>
+            <w:tcMar>
+              <w:top w:type="dxa" w:w="60"/>
+              <w:left w:type="dxa" w:w="100"/>
+              <w:bottom w:type="dxa" w:w="60"/>
+              <w:right w:type="dxa" w:w="100"/>
+            </w:tcMar>
+          </w:tcPr>
+          <w:p>
+            <w:pPr>
+              <w:spacing w:after="0" w:before="0"/>
+            </w:pPr>
+            <w:r>
+              <w:rPr>
+                <w:b/>
+                <w:bCs/>
+                <w:color w:val="0F2B3C"/>
+                <w:sz w:val="16"/>
+                <w:szCs w:val="16"/>
+              </w:rPr>
+              <w:t xml:space="preserve">CORE PROBLEM / GIVEN REPRESENTATION</w:t>
+            </w:r>
+          </w:p>
+        </w:tc>
+        <w:tc>
+          <w:tcPr>
+            <w:tcW w:type="dxa" w:w="3560"/>
+            <w:shd w:fill="EEF4F8" w:color="auto" w:val="clear"/>
+            <w:tcMar>
+              <w:top w:type="dxa" w:w="60"/>
+              <w:left w:type="dxa" w:w="100"/>
+              <w:bottom w:type="dxa" w:w="60"/>
+              <w:right w:type="dxa" w:w="100"/>
+            </w:tcMar>
+          </w:tcPr>
+          <w:p>
+            <w:pPr>
+              <w:spacing w:after="0" w:before="0"/>
+            </w:pPr>
+            <w:r>
+              <w:rPr>
+                <w:b/>
+                <w:bCs/>
+                <w:color w:val="0F2B3C"/>
+                <w:sz w:val="16"/>
+                <w:szCs w:val="16"/>
+              </w:rPr>
+              <w:t xml:space="preserve">WORKING SPACE / CALCULATION STEPS</w:t>
+            </w:r>
+          </w:p>
+        </w:tc>
+        <w:tc>
+          <w:tcPr>
+            <w:tcW w:type="dxa" w:w="3000"/>
+            <w:shd w:fill="FBF3E2" w:color="auto" w:val="clear"/>
+            <w:tcMar>
+              <w:top w:type="dxa" w:w="60"/>
+              <w:left w:type="dxa" w:w="100"/>
+              <w:bottom w:type="dxa" w:w="60"/>
+              <w:right w:type="dxa" w:w="100"/>
+            </w:tcMar>
+          </w:tcPr>
+          <w:p>
+            <w:pPr>
+              <w:spacing w:after="0" w:before="0"/>
+            </w:pPr>
+            <w:r>
+              <w:rPr>
+                <w:b/>
+                <w:bCs/>
+                <w:color w:val="7A5400"/>
+                <w:sz w:val="16"/>
+                <w:szCs w:val="16"/>
+              </w:rPr>
+              <w:t xml:space="preserve">EXPLAIN YOUR REASONING</w:t>
+            </w:r>
+          </w:p>
+        </w:tc>
+      </w:tr>
+      <w:tr>
+        <w:trPr>
+          <w:cantSplit/>
+        </w:trPr>
+        <w:tc>
+          <w:tcPr>
+            <w:tcW w:type="dxa" w:w="2800"/>
+            <w:tcMar>
+              <w:top w:type="dxa" w:w="80"/>
+              <w:left w:type="dxa" w:w="100"/>
+              <w:bottom w:type="dxa" w:w="80"/>
+              <w:right w:type="dxa" w:w="100"/>
+            </w:tcMar>
+            <w:vAlign w:val="top"/>
+          </w:tcPr>
+          <w:p>
+            <w:pPr>
+              <w:spacing w:after="40" w:before="0"/>
+            </w:pPr>
+            <w:r>
+              <w:rPr>
+                <w:b/>
+                <w:bCs/>
+                <w:color w:val="0F2B3C"/>
+                <w:sz w:val="20"/>
+                <w:szCs w:val="20"/>
+              </w:rPr>
+              <w:t xml:space="preserve">1.  First: base × height = 4 × 6 = ___</w:t>
+            </w:r>
+          </w:p>
+        </w:tc>
+        <w:tc>
+          <w:tcPr>
+            <w:tcW w:type="dxa" w:w="3560"/>
+            <w:tcMar>
+              <w:top w:type="dxa" w:w="80"/>
+              <w:left w:type="dxa" w:w="100"/>
+              <w:bottom w:type="dxa" w:w="80"/>
+              <w:right w:type="dxa" w:w="100"/>
+            </w:tcMar>
+            <w:vAlign w:val="top"/>
+          </w:tcPr>
+          <w:p>
+            <w:pPr>
+              <w:spacing w:after="50" w:before="0"/>
+            </w:pPr>
+            <w:r>
+              <w:rPr>
+                <w:color w:val="BBBBBB"/>
+                <w:sz w:val="18"/>
+                <w:szCs w:val="18"/>
+              </w:rPr>
+              <w:t xml:space="preserve">____________________________</w:t>
+            </w:r>
+          </w:p>
+          <w:p>
+            <w:pPr>
+              <w:spacing w:after="50" w:before="0"/>
+            </w:pPr>
+            <w:r>
+              <w:rPr>
+                <w:color w:val="BBBBBB"/>
+                <w:sz w:val="18"/>
+                <w:szCs w:val="18"/>
+              </w:rPr>
+              <w:t xml:space="preserve">____________________________</w:t>
+            </w:r>
+          </w:p>
+          <w:p>
+            <w:pPr>
+              <w:spacing w:after="50" w:before="0"/>
+            </w:pPr>
+            <w:r>
+              <w:rPr>
+                <w:color w:val="BBBBBB"/>
+                <w:sz w:val="18"/>
+                <w:szCs w:val="18"/>
+              </w:rPr>
+              <w:t xml:space="preserve">____________________________</w:t>
+            </w:r>
+          </w:p>
+          <w:p>
+            <w:pPr>
+              <w:spacing w:after="50" w:before="0"/>
+            </w:pPr>
+            <w:r>
+              <w:rPr>
+                <w:color w:val="BBBBBB"/>
+                <w:sz w:val="18"/>
+                <w:szCs w:val="18"/>
+              </w:rPr>
+              <w:t xml:space="preserve">____________________________</w:t>
+            </w:r>
+          </w:p>
+        </w:tc>
+        <w:tc>
+          <w:tcPr>
+            <w:tcW w:type="dxa" w:w="3000"/>
+            <w:shd w:fill="FBF3E2" w:color="auto" w:val="clear"/>
+            <w:tcMar>
+              <w:top w:type="dxa" w:w="80"/>
+              <w:left w:type="dxa" w:w="100"/>
+              <w:bottom w:type="dxa" w:w="80"/>
+              <w:right w:type="dxa" w:w="100"/>
+            </w:tcMar>
+            <w:vAlign w:val="top"/>
+          </w:tcPr>
+          <w:p>
+            <w:pPr>
+              <w:spacing w:after="30" w:before="0"/>
+            </w:pPr>
+            <w:r>
+              <w:rPr>
+                <w:b/>
+                <w:bCs/>
+                <w:color w:val="0F2B3C"/>
+                <w:sz w:val="18"/>
+                <w:szCs w:val="18"/>
+              </w:rPr>
+              <w:t xml:space="preserve">Because... ________________</w:t>
+            </w:r>
+          </w:p>
+          <w:p>
+            <w:pPr>
+              <w:spacing w:after="50" w:before="0"/>
+            </w:pPr>
+            <w:r>
+              <w:rPr>
+                <w:color w:val="BBBBBB"/>
+                <w:sz w:val="18"/>
+                <w:szCs w:val="18"/>
+              </w:rPr>
+              <w:t xml:space="preserve">____________________________</w:t>
+            </w:r>
+          </w:p>
+          <w:p>
+            <w:pPr>
+              <w:spacing w:after="30" w:before="40"/>
+            </w:pPr>
+            <w:r>
+              <w:rPr>
+                <w:b/>
+                <w:bCs/>
+                <w:color w:val="1A6FB5"/>
+                <w:sz w:val="18"/>
+                <w:szCs w:val="18"/>
+              </w:rPr>
+              <w:t xml:space="preserve">Although... _______________</w:t>
+            </w:r>
+          </w:p>
+          <w:p>
+            <w:pPr>
+              <w:spacing w:after="50" w:before="0"/>
+            </w:pPr>
+            <w:r>
+              <w:rPr>
+                <w:color w:val="BBBBBB"/>
+                <w:sz w:val="18"/>
+                <w:szCs w:val="18"/>
+              </w:rPr>
+              <w:t xml:space="preserve">____________________________</w:t>
+            </w:r>
+          </w:p>
+          <w:p>
+            <w:pPr>
+              <w:spacing w:after="30" w:before="40"/>
+            </w:pPr>
+            <w:r>
+              <w:rPr>
+                <w:b/>
+                <w:bCs/>
+                <w:color w:val="7A5400"/>
+                <w:sz w:val="18"/>
+                <w:szCs w:val="18"/>
+              </w:rPr>
+              <w:t xml:space="preserve">Therefore... ______________</w:t>
+            </w:r>
+          </w:p>
+          <w:p>
+            <w:pPr>
+              <w:spacing w:after="50" w:before="0"/>
+            </w:pPr>
+            <w:r>
+              <w:rPr>
+                <w:color w:val="BBBBBB"/>
+                <w:sz w:val="18"/>
+                <w:szCs w:val="18"/>
+              </w:rPr>
+              <w:t xml:space="preserve">____________________________</w:t>
+            </w:r>
+          </w:p>
+        </w:tc>
+      </w:tr>
+    </w:tbl>
+    <w:p>
+      <w:pPr>
+        <w:spacing w:after="60" w:before="0"/>
+      </w:pPr>
+      <w:r>
+        <w:t xml:space="preserve"/>
+      </w:r>
+    </w:p>
+    <w:tbl>
+      <w:tblPr>
+        <w:tblW w:type="dxa" w:w="9360"/>
+        <w:tblBorders>
+          <w:top w:val="single" w:color="C7D2DD" w:sz="6"/>
+          <w:left w:val="single" w:color="C7D2DD" w:sz="6"/>
+          <w:bottom w:val="single" w:color="C7D2DD" w:sz="6"/>
+          <w:right w:val="single" w:color="C7D2DD" w:sz="6"/>
+          <w:insideH w:val="single" w:color="C7D2DD" w:sz="6"/>
+          <w:insideV w:val="single" w:color="C7D2DD" w:sz="6"/>
+        </w:tblBorders>
+      </w:tblPr>
+      <w:tblGrid>
+        <w:gridCol w:w="2800"/>
+        <w:gridCol w:w="3560"/>
+        <w:gridCol w:w="3000"/>
+      </w:tblGrid>
+      <w:tr>
+        <w:trPr>
+          <w:cantSplit/>
+          <w:tblHeader/>
+        </w:trPr>
+        <w:tc>
+          <w:tcPr>
+            <w:tcW w:type="dxa" w:w="2800"/>
+            <w:shd w:fill="EEF4F8" w:color="auto" w:val="clear"/>
+            <w:tcMar>
+              <w:top w:type="dxa" w:w="60"/>
+              <w:left w:type="dxa" w:w="100"/>
+              <w:bottom w:type="dxa" w:w="60"/>
+              <w:right w:type="dxa" w:w="100"/>
+            </w:tcMar>
+          </w:tcPr>
+          <w:p>
+            <w:pPr>
+              <w:spacing w:after="0" w:before="0"/>
+            </w:pPr>
+            <w:r>
+              <w:rPr>
+                <w:b/>
+                <w:bCs/>
+                <w:color w:val="0F2B3C"/>
+                <w:sz w:val="16"/>
+                <w:szCs w:val="16"/>
+              </w:rPr>
+              <w:t xml:space="preserve">CORE PROBLEM / GIVEN REPRESENTATION</w:t>
+            </w:r>
+          </w:p>
+        </w:tc>
+        <w:tc>
+          <w:tcPr>
+            <w:tcW w:type="dxa" w:w="3560"/>
+            <w:shd w:fill="EEF4F8" w:color="auto" w:val="clear"/>
+            <w:tcMar>
+              <w:top w:type="dxa" w:w="60"/>
+              <w:left w:type="dxa" w:w="100"/>
+              <w:bottom w:type="dxa" w:w="60"/>
+              <w:right w:type="dxa" w:w="100"/>
+            </w:tcMar>
+          </w:tcPr>
+          <w:p>
+            <w:pPr>
+              <w:spacing w:after="0" w:before="0"/>
+            </w:pPr>
+            <w:r>
+              <w:rPr>
+                <w:b/>
+                <w:bCs/>
+                <w:color w:val="0F2B3C"/>
+                <w:sz w:val="16"/>
+                <w:szCs w:val="16"/>
+              </w:rPr>
+              <w:t xml:space="preserve">WORKING SPACE / CALCULATION STEPS</w:t>
+            </w:r>
+          </w:p>
+        </w:tc>
+        <w:tc>
+          <w:tcPr>
+            <w:tcW w:type="dxa" w:w="3000"/>
+            <w:shd w:fill="FBF3E2" w:color="auto" w:val="clear"/>
+            <w:tcMar>
+              <w:top w:type="dxa" w:w="60"/>
+              <w:left w:type="dxa" w:w="100"/>
+              <w:bottom w:type="dxa" w:w="60"/>
+              <w:right w:type="dxa" w:w="100"/>
+            </w:tcMar>
+          </w:tcPr>
+          <w:p>
+            <w:pPr>
+              <w:spacing w:after="0" w:before="0"/>
+            </w:pPr>
+            <w:r>
+              <w:rPr>
+                <w:b/>
+                <w:bCs/>
+                <w:color w:val="7A5400"/>
+                <w:sz w:val="16"/>
+                <w:szCs w:val="16"/>
+              </w:rPr>
+              <w:t xml:space="preserve">EXPLAIN YOUR REASONING</w:t>
+            </w:r>
+          </w:p>
+        </w:tc>
+      </w:tr>
+      <w:tr>
+        <w:trPr>
+          <w:cantSplit/>
+        </w:trPr>
+        <w:tc>
+          <w:tcPr>
+            <w:tcW w:type="dxa" w:w="2800"/>
+            <w:tcMar>
+              <w:top w:type="dxa" w:w="80"/>
+              <w:left w:type="dxa" w:w="100"/>
+              <w:bottom w:type="dxa" w:w="80"/>
+              <w:right w:type="dxa" w:w="100"/>
+            </w:tcMar>
+            <w:vAlign w:val="top"/>
+          </w:tcPr>
+          <w:p>
+            <w:pPr>
+              <w:spacing w:after="40" w:before="0"/>
+            </w:pPr>
+            <w:r>
+              <w:rPr>
+                <w:b/>
+                <w:bCs/>
+                <w:color w:val="0F2B3C"/>
+                <w:sz w:val="20"/>
+                <w:szCs w:val="20"/>
+              </w:rPr>
+              <w:t xml:space="preserve">2.  Now take half: half of 24 = ___</w:t>
+            </w:r>
+          </w:p>
+        </w:tc>
+        <w:tc>
+          <w:tcPr>
+            <w:tcW w:type="dxa" w:w="3560"/>
+            <w:tcMar>
+              <w:top w:type="dxa" w:w="80"/>
+              <w:left w:type="dxa" w:w="100"/>
+              <w:bottom w:type="dxa" w:w="80"/>
+              <w:right w:type="dxa" w:w="100"/>
+            </w:tcMar>
+            <w:vAlign w:val="top"/>
+          </w:tcPr>
+          <w:p>
+            <w:pPr>
+              <w:spacing w:after="50" w:before="0"/>
+            </w:pPr>
+            <w:r>
+              <w:rPr>
+                <w:color w:val="BBBBBB"/>
+                <w:sz w:val="18"/>
+                <w:szCs w:val="18"/>
+              </w:rPr>
+              <w:t xml:space="preserve">____________________________</w:t>
+            </w:r>
+          </w:p>
+          <w:p>
+            <w:pPr>
+              <w:spacing w:after="50" w:before="0"/>
+            </w:pPr>
+            <w:r>
+              <w:rPr>
+                <w:color w:val="BBBBBB"/>
+                <w:sz w:val="18"/>
+                <w:szCs w:val="18"/>
+              </w:rPr>
+              <w:t xml:space="preserve">____________________________</w:t>
+            </w:r>
+          </w:p>
+          <w:p>
+            <w:pPr>
+              <w:spacing w:after="50" w:before="0"/>
+            </w:pPr>
+            <w:r>
+              <w:rPr>
+                <w:color w:val="BBBBBB"/>
+                <w:sz w:val="18"/>
+                <w:szCs w:val="18"/>
+              </w:rPr>
+              <w:t xml:space="preserve">____________________________</w:t>
+            </w:r>
+          </w:p>
+          <w:p>
+            <w:pPr>
+              <w:spacing w:after="50" w:before="0"/>
+            </w:pPr>
+            <w:r>
+              <w:rPr>
+                <w:color w:val="BBBBBB"/>
+                <w:sz w:val="18"/>
+                <w:szCs w:val="18"/>
+              </w:rPr>
+              <w:t xml:space="preserve">____________________________</w:t>
+            </w:r>
+          </w:p>
+        </w:tc>
+        <w:tc>
+          <w:tcPr>
+            <w:tcW w:type="dxa" w:w="3000"/>
+            <w:shd w:fill="FBF3E2" w:color="auto" w:val="clear"/>
+            <w:tcMar>
+              <w:top w:type="dxa" w:w="80"/>
+              <w:left w:type="dxa" w:w="100"/>
+              <w:bottom w:type="dxa" w:w="80"/>
+              <w:right w:type="dxa" w:w="100"/>
+            </w:tcMar>
+            <w:vAlign w:val="top"/>
+          </w:tcPr>
+          <w:p>
+            <w:pPr>
+              <w:spacing w:after="30" w:before="0"/>
+            </w:pPr>
+            <w:r>
+              <w:rPr>
+                <w:b/>
+                <w:bCs/>
+                <w:color w:val="0F2B3C"/>
+                <w:sz w:val="18"/>
+                <w:szCs w:val="18"/>
+              </w:rPr>
+              <w:t xml:space="preserve">Because... ________________</w:t>
+            </w:r>
+          </w:p>
+          <w:p>
+            <w:pPr>
+              <w:spacing w:after="50" w:before="0"/>
+            </w:pPr>
+            <w:r>
+              <w:rPr>
+                <w:color w:val="BBBBBB"/>
+                <w:sz w:val="18"/>
+                <w:szCs w:val="18"/>
+              </w:rPr>
+              <w:t xml:space="preserve">____________________________</w:t>
+            </w:r>
+          </w:p>
+          <w:p>
+            <w:pPr>
+              <w:spacing w:after="30" w:before="40"/>
+            </w:pPr>
+            <w:r>
+              <w:rPr>
+                <w:b/>
+                <w:bCs/>
+                <w:color w:val="1A6FB5"/>
+                <w:sz w:val="18"/>
+                <w:szCs w:val="18"/>
+              </w:rPr>
+              <w:t xml:space="preserve">Although... _______________</w:t>
+            </w:r>
+          </w:p>
+          <w:p>
+            <w:pPr>
+              <w:spacing w:after="50" w:before="0"/>
+            </w:pPr>
+            <w:r>
+              <w:rPr>
+                <w:color w:val="BBBBBB"/>
+                <w:sz w:val="18"/>
+                <w:szCs w:val="18"/>
+              </w:rPr>
+              <w:t xml:space="preserve">____________________________</w:t>
+            </w:r>
+          </w:p>
+          <w:p>
+            <w:pPr>
+              <w:spacing w:after="30" w:before="40"/>
+            </w:pPr>
+            <w:r>
+              <w:rPr>
+                <w:b/>
+                <w:bCs/>
+                <w:color w:val="7A5400"/>
+                <w:sz w:val="18"/>
+                <w:szCs w:val="18"/>
+              </w:rPr>
+              <w:t xml:space="preserve">Therefore... ______________</w:t>
+            </w:r>
+          </w:p>
+          <w:p>
+            <w:pPr>
+              <w:spacing w:after="50" w:before="0"/>
+            </w:pPr>
+            <w:r>
+              <w:rPr>
+                <w:color w:val="BBBBBB"/>
+                <w:sz w:val="18"/>
+                <w:szCs w:val="18"/>
+              </w:rPr>
+              <w:t xml:space="preserve">____________________________</w:t>
+            </w:r>
+          </w:p>
+        </w:tc>
+      </w:tr>
+    </w:tbl>
+    <w:p>
+      <w:pPr>
+        <w:spacing w:after="60" w:before="0"/>
+      </w:pPr>
+      <w:r>
+        <w:t xml:space="preserve"/>
+      </w:r>
+    </w:p>
+    <w:tbl>
+      <w:tblPr>
+        <w:tblW w:type="dxa" w:w="9360"/>
+        <w:tblBorders>
+          <w:top w:val="single" w:color="C7D2DD" w:sz="6"/>
+          <w:left w:val="single" w:color="C7D2DD" w:sz="6"/>
+          <w:bottom w:val="single" w:color="C7D2DD" w:sz="6"/>
+          <w:right w:val="single" w:color="C7D2DD" w:sz="6"/>
+          <w:insideH w:val="single" w:color="C7D2DD" w:sz="6"/>
+          <w:insideV w:val="single" w:color="C7D2DD" w:sz="6"/>
+        </w:tblBorders>
+      </w:tblPr>
+      <w:tblGrid>
+        <w:gridCol w:w="2800"/>
+        <w:gridCol w:w="3560"/>
+        <w:gridCol w:w="3000"/>
+      </w:tblGrid>
+      <w:tr>
+        <w:trPr>
+          <w:cantSplit/>
+          <w:tblHeader/>
+        </w:trPr>
+        <w:tc>
+          <w:tcPr>
+            <w:tcW w:type="dxa" w:w="2800"/>
+            <w:shd w:fill="EEF4F8" w:color="auto" w:val="clear"/>
+            <w:tcMar>
+              <w:top w:type="dxa" w:w="60"/>
+              <w:left w:type="dxa" w:w="100"/>
+              <w:bottom w:type="dxa" w:w="60"/>
+              <w:right w:type="dxa" w:w="100"/>
+            </w:tcMar>
+          </w:tcPr>
+          <w:p>
+            <w:pPr>
+              <w:spacing w:after="0" w:before="0"/>
+            </w:pPr>
+            <w:r>
+              <w:rPr>
+                <w:b/>
+                <w:bCs/>
+                <w:color w:val="0F2B3C"/>
+                <w:sz w:val="16"/>
+                <w:szCs w:val="16"/>
+              </w:rPr>
+              <w:t xml:space="preserve">CORE PROBLEM / GIVEN REPRESENTATION</w:t>
+            </w:r>
+          </w:p>
+        </w:tc>
+        <w:tc>
+          <w:tcPr>
+            <w:tcW w:type="dxa" w:w="3560"/>
+            <w:shd w:fill="EEF4F8" w:color="auto" w:val="clear"/>
+            <w:tcMar>
+              <w:top w:type="dxa" w:w="60"/>
+              <w:left w:type="dxa" w:w="100"/>
+              <w:bottom w:type="dxa" w:w="60"/>
+              <w:right w:type="dxa" w:w="100"/>
+            </w:tcMar>
+          </w:tcPr>
+          <w:p>
+            <w:pPr>
+              <w:spacing w:after="0" w:before="0"/>
+            </w:pPr>
+            <w:r>
+              <w:rPr>
+                <w:b/>
+                <w:bCs/>
+                <w:color w:val="0F2B3C"/>
+                <w:sz w:val="16"/>
+                <w:szCs w:val="16"/>
+              </w:rPr>
+              <w:t xml:space="preserve">WORKING SPACE / CALCULATION STEPS</w:t>
+            </w:r>
+          </w:p>
+        </w:tc>
+        <w:tc>
+          <w:tcPr>
+            <w:tcW w:type="dxa" w:w="3000"/>
+            <w:shd w:fill="FBF3E2" w:color="auto" w:val="clear"/>
+            <w:tcMar>
+              <w:top w:type="dxa" w:w="60"/>
+              <w:left w:type="dxa" w:w="100"/>
+              <w:bottom w:type="dxa" w:w="60"/>
+              <w:right w:type="dxa" w:w="100"/>
+            </w:tcMar>
+          </w:tcPr>
+          <w:p>
+            <w:pPr>
+              <w:spacing w:after="0" w:before="0"/>
+            </w:pPr>
+            <w:r>
+              <w:rPr>
+                <w:b/>
+                <w:bCs/>
+                <w:color w:val="7A5400"/>
+                <w:sz w:val="16"/>
+                <w:szCs w:val="16"/>
+              </w:rPr>
+              <w:t xml:space="preserve">EXPLAIN YOUR REASONING</w:t>
+            </w:r>
+          </w:p>
+        </w:tc>
+      </w:tr>
+      <w:tr>
+        <w:trPr>
+          <w:cantSplit/>
+        </w:trPr>
+        <w:tc>
+          <w:tcPr>
+            <w:tcW w:type="dxa" w:w="2800"/>
+            <w:tcMar>
+              <w:top w:type="dxa" w:w="80"/>
+              <w:left w:type="dxa" w:w="100"/>
+              <w:bottom w:type="dxa" w:w="80"/>
+              <w:right w:type="dxa" w:w="100"/>
+            </w:tcMar>
+            <w:vAlign w:val="top"/>
+          </w:tcPr>
+          <w:p>
+            <w:pPr>
+              <w:spacing w:after="40" w:before="0"/>
+            </w:pPr>
+            <w:r>
+              <w:rPr>
+                <w:b/>
+                <w:bCs/>
+                <w:color w:val="0F2B3C"/>
+                <w:sz w:val="20"/>
+                <w:szCs w:val="20"/>
+              </w:rPr>
+              <w:t xml:space="preserve">3.  So the triangle area ½ × 4 × 6 = ___</w:t>
+            </w:r>
+          </w:p>
+        </w:tc>
+        <w:tc>
+          <w:tcPr>
+            <w:tcW w:type="dxa" w:w="3560"/>
+            <w:tcMar>
+              <w:top w:type="dxa" w:w="80"/>
+              <w:left w:type="dxa" w:w="100"/>
+              <w:bottom w:type="dxa" w:w="80"/>
+              <w:right w:type="dxa" w:w="100"/>
+            </w:tcMar>
+            <w:vAlign w:val="top"/>
+          </w:tcPr>
+          <w:p>
+            <w:pPr>
+              <w:spacing w:after="50" w:before="0"/>
+            </w:pPr>
+            <w:r>
+              <w:rPr>
+                <w:color w:val="BBBBBB"/>
+                <w:sz w:val="18"/>
+                <w:szCs w:val="18"/>
+              </w:rPr>
+              <w:t xml:space="preserve">____________________________</w:t>
+            </w:r>
+          </w:p>
+          <w:p>
+            <w:pPr>
+              <w:spacing w:after="50" w:before="0"/>
+            </w:pPr>
+            <w:r>
+              <w:rPr>
+                <w:color w:val="BBBBBB"/>
+                <w:sz w:val="18"/>
+                <w:szCs w:val="18"/>
+              </w:rPr>
+              <w:t xml:space="preserve">____________________________</w:t>
+            </w:r>
+          </w:p>
+          <w:p>
+            <w:pPr>
+              <w:spacing w:after="50" w:before="0"/>
+            </w:pPr>
+            <w:r>
+              <w:rPr>
+                <w:color w:val="BBBBBB"/>
+                <w:sz w:val="18"/>
+                <w:szCs w:val="18"/>
+              </w:rPr>
+              <w:t xml:space="preserve">____________________________</w:t>
+            </w:r>
+          </w:p>
+          <w:p>
+            <w:pPr>
+              <w:spacing w:after="50" w:before="0"/>
+            </w:pPr>
+            <w:r>
+              <w:rPr>
+                <w:color w:val="BBBBBB"/>
+                <w:sz w:val="18"/>
+                <w:szCs w:val="18"/>
+              </w:rPr>
+              <w:t xml:space="preserve">____________________________</w:t>
+            </w:r>
+          </w:p>
+        </w:tc>
+        <w:tc>
+          <w:tcPr>
+            <w:tcW w:type="dxa" w:w="3000"/>
+            <w:shd w:fill="FBF3E2" w:color="auto" w:val="clear"/>
+            <w:tcMar>
+              <w:top w:type="dxa" w:w="80"/>
+              <w:left w:type="dxa" w:w="100"/>
+              <w:bottom w:type="dxa" w:w="80"/>
+              <w:right w:type="dxa" w:w="100"/>
+            </w:tcMar>
+            <w:vAlign w:val="top"/>
+          </w:tcPr>
+          <w:p>
+            <w:pPr>
+              <w:spacing w:after="30" w:before="0"/>
+            </w:pPr>
+            <w:r>
+              <w:rPr>
+                <w:b/>
+                <w:bCs/>
+                <w:color w:val="0F2B3C"/>
+                <w:sz w:val="18"/>
+                <w:szCs w:val="18"/>
+              </w:rPr>
+              <w:t xml:space="preserve">Because... ________________</w:t>
+            </w:r>
+          </w:p>
+          <w:p>
+            <w:pPr>
+              <w:spacing w:after="50" w:before="0"/>
+            </w:pPr>
+            <w:r>
+              <w:rPr>
+                <w:color w:val="BBBBBB"/>
+                <w:sz w:val="18"/>
+                <w:szCs w:val="18"/>
+              </w:rPr>
+              <w:t xml:space="preserve">____________________________</w:t>
+            </w:r>
+          </w:p>
+          <w:p>
+            <w:pPr>
+              <w:spacing w:after="30" w:before="40"/>
+            </w:pPr>
+            <w:r>
+              <w:rPr>
+                <w:b/>
+                <w:bCs/>
+                <w:color w:val="1A6FB5"/>
+                <w:sz w:val="18"/>
+                <w:szCs w:val="18"/>
+              </w:rPr>
+              <w:t xml:space="preserve">Although... _______________</w:t>
+            </w:r>
+          </w:p>
+          <w:p>
+            <w:pPr>
+              <w:spacing w:after="50" w:before="0"/>
+            </w:pPr>
+            <w:r>
+              <w:rPr>
+                <w:color w:val="BBBBBB"/>
+                <w:sz w:val="18"/>
+                <w:szCs w:val="18"/>
+              </w:rPr>
+              <w:t xml:space="preserve">____________________________</w:t>
+            </w:r>
+          </w:p>
+          <w:p>
+            <w:pPr>
+              <w:spacing w:after="30" w:before="40"/>
+            </w:pPr>
+            <w:r>
+              <w:rPr>
+                <w:b/>
+                <w:bCs/>
+                <w:color w:val="7A5400"/>
+                <w:sz w:val="18"/>
+                <w:szCs w:val="18"/>
+              </w:rPr>
+              <w:t xml:space="preserve">Therefore... ______________</w:t>
+            </w:r>
+          </w:p>
+          <w:p>
+            <w:pPr>
+              <w:spacing w:after="50" w:before="0"/>
+            </w:pPr>
+            <w:r>
+              <w:rPr>
+                <w:color w:val="BBBBBB"/>
+                <w:sz w:val="18"/>
+                <w:szCs w:val="18"/>
+              </w:rPr>
+              <w:t xml:space="preserve">____________________________</w:t>
+            </w:r>
+          </w:p>
+        </w:tc>
+      </w:tr>
+    </w:tbl>
+    <w:p>
+      <w:pPr>
+        <w:spacing w:after="60" w:before="0"/>
+      </w:pPr>
+      <w:r>
+        <w:t xml:space="preserve"/>
       </w:r>
     </w:p>
     <w:p>
@@ -225,73 +2326,922 @@
         <w:t xml:space="preserve">Base plus triangles.</w:t>
       </w:r>
     </w:p>
-    <w:p>
-      <w:pPr>
-        <w:spacing w:after="40" w:before="0"/>
-      </w:pPr>
-      <w:r>
-        <w:rPr>
-          <w:sz w:val="22"/>
-          <w:szCs w:val="22"/>
-        </w:rPr>
-        <w:t xml:space="preserve">1.  Area of a square base, side 5 (5 × 5) = ___</w:t>
-      </w:r>
-    </w:p>
-    <w:p>
-      <w:pPr>
-        <w:spacing w:after="80" w:before="0"/>
-      </w:pPr>
-      <w:r>
-        <w:rPr>
-          <w:color w:val="BBBBBB"/>
-        </w:rPr>
-        <w:t xml:space="preserve">____________________________________________________</w:t>
-      </w:r>
-    </w:p>
-    <w:p>
-      <w:pPr>
-        <w:spacing w:after="40" w:before="0"/>
-      </w:pPr>
-      <w:r>
-        <w:rPr>
-          <w:sz w:val="22"/>
-          <w:szCs w:val="22"/>
-        </w:rPr>
-        <w:t xml:space="preserve">2.  Triangle area: ½ × 8 × 3 = ___</w:t>
-      </w:r>
-    </w:p>
-    <w:p>
-      <w:pPr>
-        <w:spacing w:after="80" w:before="0"/>
-      </w:pPr>
-      <w:r>
-        <w:rPr>
-          <w:color w:val="BBBBBB"/>
-        </w:rPr>
-        <w:t xml:space="preserve">____________________________________________________</w:t>
-      </w:r>
-    </w:p>
-    <w:p>
-      <w:pPr>
-        <w:spacing w:after="40" w:before="0"/>
-      </w:pPr>
-      <w:r>
-        <w:rPr>
-          <w:sz w:val="22"/>
-          <w:szCs w:val="22"/>
-        </w:rPr>
-        <w:t xml:space="preserve">3.  Add the base and 4 triangles: 16 + 10 + 10 + 10 + 10 = ___</w:t>
-      </w:r>
-    </w:p>
-    <w:p>
-      <w:pPr>
-        <w:spacing w:after="80" w:before="0"/>
-      </w:pPr>
-      <w:r>
-        <w:rPr>
-          <w:color w:val="BBBBBB"/>
-        </w:rPr>
-        <w:t xml:space="preserve">____________________________________________________</w:t>
+    <w:tbl>
+      <w:tblPr>
+        <w:tblW w:type="dxa" w:w="9360"/>
+        <w:tblBorders>
+          <w:top w:val="single" w:color="C7D2DD" w:sz="6"/>
+          <w:left w:val="single" w:color="C7D2DD" w:sz="6"/>
+          <w:bottom w:val="single" w:color="C7D2DD" w:sz="6"/>
+          <w:right w:val="single" w:color="C7D2DD" w:sz="6"/>
+          <w:insideH w:val="single" w:color="C7D2DD" w:sz="6"/>
+          <w:insideV w:val="single" w:color="C7D2DD" w:sz="6"/>
+        </w:tblBorders>
+      </w:tblPr>
+      <w:tblGrid>
+        <w:gridCol w:w="2800"/>
+        <w:gridCol w:w="3560"/>
+        <w:gridCol w:w="3000"/>
+      </w:tblGrid>
+      <w:tr>
+        <w:trPr>
+          <w:cantSplit/>
+          <w:tblHeader/>
+        </w:trPr>
+        <w:tc>
+          <w:tcPr>
+            <w:tcW w:type="dxa" w:w="2800"/>
+            <w:shd w:fill="EEF4F8" w:color="auto" w:val="clear"/>
+            <w:tcMar>
+              <w:top w:type="dxa" w:w="60"/>
+              <w:left w:type="dxa" w:w="100"/>
+              <w:bottom w:type="dxa" w:w="60"/>
+              <w:right w:type="dxa" w:w="100"/>
+            </w:tcMar>
+          </w:tcPr>
+          <w:p>
+            <w:pPr>
+              <w:spacing w:after="0" w:before="0"/>
+            </w:pPr>
+            <w:r>
+              <w:rPr>
+                <w:b/>
+                <w:bCs/>
+                <w:color w:val="0F2B3C"/>
+                <w:sz w:val="16"/>
+                <w:szCs w:val="16"/>
+              </w:rPr>
+              <w:t xml:space="preserve">CORE PROBLEM / GIVEN REPRESENTATION</w:t>
+            </w:r>
+          </w:p>
+        </w:tc>
+        <w:tc>
+          <w:tcPr>
+            <w:tcW w:type="dxa" w:w="3560"/>
+            <w:shd w:fill="EEF4F8" w:color="auto" w:val="clear"/>
+            <w:tcMar>
+              <w:top w:type="dxa" w:w="60"/>
+              <w:left w:type="dxa" w:w="100"/>
+              <w:bottom w:type="dxa" w:w="60"/>
+              <w:right w:type="dxa" w:w="100"/>
+            </w:tcMar>
+          </w:tcPr>
+          <w:p>
+            <w:pPr>
+              <w:spacing w:after="0" w:before="0"/>
+            </w:pPr>
+            <w:r>
+              <w:rPr>
+                <w:b/>
+                <w:bCs/>
+                <w:color w:val="0F2B3C"/>
+                <w:sz w:val="16"/>
+                <w:szCs w:val="16"/>
+              </w:rPr>
+              <w:t xml:space="preserve">WORKING SPACE / CALCULATION STEPS</w:t>
+            </w:r>
+          </w:p>
+        </w:tc>
+        <w:tc>
+          <w:tcPr>
+            <w:tcW w:type="dxa" w:w="3000"/>
+            <w:shd w:fill="FBF3E2" w:color="auto" w:val="clear"/>
+            <w:tcMar>
+              <w:top w:type="dxa" w:w="60"/>
+              <w:left w:type="dxa" w:w="100"/>
+              <w:bottom w:type="dxa" w:w="60"/>
+              <w:right w:type="dxa" w:w="100"/>
+            </w:tcMar>
+          </w:tcPr>
+          <w:p>
+            <w:pPr>
+              <w:spacing w:after="0" w:before="0"/>
+            </w:pPr>
+            <w:r>
+              <w:rPr>
+                <w:b/>
+                <w:bCs/>
+                <w:color w:val="7A5400"/>
+                <w:sz w:val="16"/>
+                <w:szCs w:val="16"/>
+              </w:rPr>
+              <w:t xml:space="preserve">EXPLAIN YOUR REASONING</w:t>
+            </w:r>
+          </w:p>
+        </w:tc>
+      </w:tr>
+      <w:tr>
+        <w:trPr>
+          <w:cantSplit/>
+        </w:trPr>
+        <w:tc>
+          <w:tcPr>
+            <w:tcW w:type="dxa" w:w="2800"/>
+            <w:tcMar>
+              <w:top w:type="dxa" w:w="80"/>
+              <w:left w:type="dxa" w:w="100"/>
+              <w:bottom w:type="dxa" w:w="80"/>
+              <w:right w:type="dxa" w:w="100"/>
+            </w:tcMar>
+            <w:vAlign w:val="top"/>
+          </w:tcPr>
+          <w:p>
+            <w:pPr>
+              <w:spacing w:after="40" w:before="0"/>
+            </w:pPr>
+            <w:r>
+              <w:rPr>
+                <w:b/>
+                <w:bCs/>
+                <w:color w:val="0F2B3C"/>
+                <w:sz w:val="20"/>
+                <w:szCs w:val="20"/>
+              </w:rPr>
+              <w:t xml:space="preserve">1.  Area of a square base, side 5 (5 × 5) = ___</w:t>
+            </w:r>
+          </w:p>
+        </w:tc>
+        <w:tc>
+          <w:tcPr>
+            <w:tcW w:type="dxa" w:w="3560"/>
+            <w:tcMar>
+              <w:top w:type="dxa" w:w="80"/>
+              <w:left w:type="dxa" w:w="100"/>
+              <w:bottom w:type="dxa" w:w="80"/>
+              <w:right w:type="dxa" w:w="100"/>
+            </w:tcMar>
+            <w:vAlign w:val="top"/>
+          </w:tcPr>
+          <w:p>
+            <w:pPr>
+              <w:spacing w:after="50" w:before="0"/>
+            </w:pPr>
+            <w:r>
+              <w:rPr>
+                <w:color w:val="BBBBBB"/>
+                <w:sz w:val="18"/>
+                <w:szCs w:val="18"/>
+              </w:rPr>
+              <w:t xml:space="preserve">____________________________</w:t>
+            </w:r>
+          </w:p>
+          <w:p>
+            <w:pPr>
+              <w:spacing w:after="50" w:before="0"/>
+            </w:pPr>
+            <w:r>
+              <w:rPr>
+                <w:color w:val="BBBBBB"/>
+                <w:sz w:val="18"/>
+                <w:szCs w:val="18"/>
+              </w:rPr>
+              <w:t xml:space="preserve">____________________________</w:t>
+            </w:r>
+          </w:p>
+          <w:p>
+            <w:pPr>
+              <w:spacing w:after="50" w:before="0"/>
+            </w:pPr>
+            <w:r>
+              <w:rPr>
+                <w:color w:val="BBBBBB"/>
+                <w:sz w:val="18"/>
+                <w:szCs w:val="18"/>
+              </w:rPr>
+              <w:t xml:space="preserve">____________________________</w:t>
+            </w:r>
+          </w:p>
+          <w:p>
+            <w:pPr>
+              <w:spacing w:after="50" w:before="0"/>
+            </w:pPr>
+            <w:r>
+              <w:rPr>
+                <w:color w:val="BBBBBB"/>
+                <w:sz w:val="18"/>
+                <w:szCs w:val="18"/>
+              </w:rPr>
+              <w:t xml:space="preserve">____________________________</w:t>
+            </w:r>
+          </w:p>
+        </w:tc>
+        <w:tc>
+          <w:tcPr>
+            <w:tcW w:type="dxa" w:w="3000"/>
+            <w:shd w:fill="FBF3E2" w:color="auto" w:val="clear"/>
+            <w:tcMar>
+              <w:top w:type="dxa" w:w="80"/>
+              <w:left w:type="dxa" w:w="100"/>
+              <w:bottom w:type="dxa" w:w="80"/>
+              <w:right w:type="dxa" w:w="100"/>
+            </w:tcMar>
+            <w:vAlign w:val="top"/>
+          </w:tcPr>
+          <w:p>
+            <w:pPr>
+              <w:spacing w:after="30" w:before="0"/>
+            </w:pPr>
+            <w:r>
+              <w:rPr>
+                <w:b/>
+                <w:bCs/>
+                <w:color w:val="0F2B3C"/>
+                <w:sz w:val="18"/>
+                <w:szCs w:val="18"/>
+              </w:rPr>
+              <w:t xml:space="preserve">Because... ________________</w:t>
+            </w:r>
+          </w:p>
+          <w:p>
+            <w:pPr>
+              <w:spacing w:after="50" w:before="0"/>
+            </w:pPr>
+            <w:r>
+              <w:rPr>
+                <w:color w:val="BBBBBB"/>
+                <w:sz w:val="18"/>
+                <w:szCs w:val="18"/>
+              </w:rPr>
+              <w:t xml:space="preserve">____________________________</w:t>
+            </w:r>
+          </w:p>
+          <w:p>
+            <w:pPr>
+              <w:spacing w:after="30" w:before="40"/>
+            </w:pPr>
+            <w:r>
+              <w:rPr>
+                <w:b/>
+                <w:bCs/>
+                <w:color w:val="1A6FB5"/>
+                <w:sz w:val="18"/>
+                <w:szCs w:val="18"/>
+              </w:rPr>
+              <w:t xml:space="preserve">Although... _______________</w:t>
+            </w:r>
+          </w:p>
+          <w:p>
+            <w:pPr>
+              <w:spacing w:after="50" w:before="0"/>
+            </w:pPr>
+            <w:r>
+              <w:rPr>
+                <w:color w:val="BBBBBB"/>
+                <w:sz w:val="18"/>
+                <w:szCs w:val="18"/>
+              </w:rPr>
+              <w:t xml:space="preserve">____________________________</w:t>
+            </w:r>
+          </w:p>
+          <w:p>
+            <w:pPr>
+              <w:spacing w:after="30" w:before="40"/>
+            </w:pPr>
+            <w:r>
+              <w:rPr>
+                <w:b/>
+                <w:bCs/>
+                <w:color w:val="7A5400"/>
+                <w:sz w:val="18"/>
+                <w:szCs w:val="18"/>
+              </w:rPr>
+              <w:t xml:space="preserve">Therefore... ______________</w:t>
+            </w:r>
+          </w:p>
+          <w:p>
+            <w:pPr>
+              <w:spacing w:after="50" w:before="0"/>
+            </w:pPr>
+            <w:r>
+              <w:rPr>
+                <w:color w:val="BBBBBB"/>
+                <w:sz w:val="18"/>
+                <w:szCs w:val="18"/>
+              </w:rPr>
+              <w:t xml:space="preserve">____________________________</w:t>
+            </w:r>
+          </w:p>
+        </w:tc>
+      </w:tr>
+    </w:tbl>
+    <w:p>
+      <w:pPr>
+        <w:spacing w:after="60" w:before="0"/>
+      </w:pPr>
+      <w:r>
+        <w:t xml:space="preserve"/>
+      </w:r>
+    </w:p>
+    <w:tbl>
+      <w:tblPr>
+        <w:tblW w:type="dxa" w:w="9360"/>
+        <w:tblBorders>
+          <w:top w:val="single" w:color="C7D2DD" w:sz="6"/>
+          <w:left w:val="single" w:color="C7D2DD" w:sz="6"/>
+          <w:bottom w:val="single" w:color="C7D2DD" w:sz="6"/>
+          <w:right w:val="single" w:color="C7D2DD" w:sz="6"/>
+          <w:insideH w:val="single" w:color="C7D2DD" w:sz="6"/>
+          <w:insideV w:val="single" w:color="C7D2DD" w:sz="6"/>
+        </w:tblBorders>
+      </w:tblPr>
+      <w:tblGrid>
+        <w:gridCol w:w="2800"/>
+        <w:gridCol w:w="3560"/>
+        <w:gridCol w:w="3000"/>
+      </w:tblGrid>
+      <w:tr>
+        <w:trPr>
+          <w:cantSplit/>
+          <w:tblHeader/>
+        </w:trPr>
+        <w:tc>
+          <w:tcPr>
+            <w:tcW w:type="dxa" w:w="2800"/>
+            <w:shd w:fill="EEF4F8" w:color="auto" w:val="clear"/>
+            <w:tcMar>
+              <w:top w:type="dxa" w:w="60"/>
+              <w:left w:type="dxa" w:w="100"/>
+              <w:bottom w:type="dxa" w:w="60"/>
+              <w:right w:type="dxa" w:w="100"/>
+            </w:tcMar>
+          </w:tcPr>
+          <w:p>
+            <w:pPr>
+              <w:spacing w:after="0" w:before="0"/>
+            </w:pPr>
+            <w:r>
+              <w:rPr>
+                <w:b/>
+                <w:bCs/>
+                <w:color w:val="0F2B3C"/>
+                <w:sz w:val="16"/>
+                <w:szCs w:val="16"/>
+              </w:rPr>
+              <w:t xml:space="preserve">CORE PROBLEM / GIVEN REPRESENTATION</w:t>
+            </w:r>
+          </w:p>
+        </w:tc>
+        <w:tc>
+          <w:tcPr>
+            <w:tcW w:type="dxa" w:w="3560"/>
+            <w:shd w:fill="EEF4F8" w:color="auto" w:val="clear"/>
+            <w:tcMar>
+              <w:top w:type="dxa" w:w="60"/>
+              <w:left w:type="dxa" w:w="100"/>
+              <w:bottom w:type="dxa" w:w="60"/>
+              <w:right w:type="dxa" w:w="100"/>
+            </w:tcMar>
+          </w:tcPr>
+          <w:p>
+            <w:pPr>
+              <w:spacing w:after="0" w:before="0"/>
+            </w:pPr>
+            <w:r>
+              <w:rPr>
+                <w:b/>
+                <w:bCs/>
+                <w:color w:val="0F2B3C"/>
+                <w:sz w:val="16"/>
+                <w:szCs w:val="16"/>
+              </w:rPr>
+              <w:t xml:space="preserve">WORKING SPACE / CALCULATION STEPS</w:t>
+            </w:r>
+          </w:p>
+        </w:tc>
+        <w:tc>
+          <w:tcPr>
+            <w:tcW w:type="dxa" w:w="3000"/>
+            <w:shd w:fill="FBF3E2" w:color="auto" w:val="clear"/>
+            <w:tcMar>
+              <w:top w:type="dxa" w:w="60"/>
+              <w:left w:type="dxa" w:w="100"/>
+              <w:bottom w:type="dxa" w:w="60"/>
+              <w:right w:type="dxa" w:w="100"/>
+            </w:tcMar>
+          </w:tcPr>
+          <w:p>
+            <w:pPr>
+              <w:spacing w:after="0" w:before="0"/>
+            </w:pPr>
+            <w:r>
+              <w:rPr>
+                <w:b/>
+                <w:bCs/>
+                <w:color w:val="7A5400"/>
+                <w:sz w:val="16"/>
+                <w:szCs w:val="16"/>
+              </w:rPr>
+              <w:t xml:space="preserve">EXPLAIN YOUR REASONING</w:t>
+            </w:r>
+          </w:p>
+        </w:tc>
+      </w:tr>
+      <w:tr>
+        <w:trPr>
+          <w:cantSplit/>
+        </w:trPr>
+        <w:tc>
+          <w:tcPr>
+            <w:tcW w:type="dxa" w:w="2800"/>
+            <w:tcMar>
+              <w:top w:type="dxa" w:w="80"/>
+              <w:left w:type="dxa" w:w="100"/>
+              <w:bottom w:type="dxa" w:w="80"/>
+              <w:right w:type="dxa" w:w="100"/>
+            </w:tcMar>
+            <w:vAlign w:val="top"/>
+          </w:tcPr>
+          <w:p>
+            <w:pPr>
+              <w:spacing w:after="40" w:before="0"/>
+            </w:pPr>
+            <w:r>
+              <w:rPr>
+                <w:b/>
+                <w:bCs/>
+                <w:color w:val="0F2B3C"/>
+                <w:sz w:val="20"/>
+                <w:szCs w:val="20"/>
+              </w:rPr>
+              <w:t xml:space="preserve">2.  Triangle area: ½ × 8 × 3 = ___</w:t>
+            </w:r>
+          </w:p>
+        </w:tc>
+        <w:tc>
+          <w:tcPr>
+            <w:tcW w:type="dxa" w:w="3560"/>
+            <w:tcMar>
+              <w:top w:type="dxa" w:w="80"/>
+              <w:left w:type="dxa" w:w="100"/>
+              <w:bottom w:type="dxa" w:w="80"/>
+              <w:right w:type="dxa" w:w="100"/>
+            </w:tcMar>
+            <w:vAlign w:val="top"/>
+          </w:tcPr>
+          <w:p>
+            <w:pPr>
+              <w:spacing w:after="50" w:before="0"/>
+            </w:pPr>
+            <w:r>
+              <w:rPr>
+                <w:color w:val="BBBBBB"/>
+                <w:sz w:val="18"/>
+                <w:szCs w:val="18"/>
+              </w:rPr>
+              <w:t xml:space="preserve">____________________________</w:t>
+            </w:r>
+          </w:p>
+          <w:p>
+            <w:pPr>
+              <w:spacing w:after="50" w:before="0"/>
+            </w:pPr>
+            <w:r>
+              <w:rPr>
+                <w:color w:val="BBBBBB"/>
+                <w:sz w:val="18"/>
+                <w:szCs w:val="18"/>
+              </w:rPr>
+              <w:t xml:space="preserve">____________________________</w:t>
+            </w:r>
+          </w:p>
+          <w:p>
+            <w:pPr>
+              <w:spacing w:after="50" w:before="0"/>
+            </w:pPr>
+            <w:r>
+              <w:rPr>
+                <w:color w:val="BBBBBB"/>
+                <w:sz w:val="18"/>
+                <w:szCs w:val="18"/>
+              </w:rPr>
+              <w:t xml:space="preserve">____________________________</w:t>
+            </w:r>
+          </w:p>
+          <w:p>
+            <w:pPr>
+              <w:spacing w:after="50" w:before="0"/>
+            </w:pPr>
+            <w:r>
+              <w:rPr>
+                <w:color w:val="BBBBBB"/>
+                <w:sz w:val="18"/>
+                <w:szCs w:val="18"/>
+              </w:rPr>
+              <w:t xml:space="preserve">____________________________</w:t>
+            </w:r>
+          </w:p>
+        </w:tc>
+        <w:tc>
+          <w:tcPr>
+            <w:tcW w:type="dxa" w:w="3000"/>
+            <w:shd w:fill="FBF3E2" w:color="auto" w:val="clear"/>
+            <w:tcMar>
+              <w:top w:type="dxa" w:w="80"/>
+              <w:left w:type="dxa" w:w="100"/>
+              <w:bottom w:type="dxa" w:w="80"/>
+              <w:right w:type="dxa" w:w="100"/>
+            </w:tcMar>
+            <w:vAlign w:val="top"/>
+          </w:tcPr>
+          <w:p>
+            <w:pPr>
+              <w:spacing w:after="30" w:before="0"/>
+            </w:pPr>
+            <w:r>
+              <w:rPr>
+                <w:b/>
+                <w:bCs/>
+                <w:color w:val="0F2B3C"/>
+                <w:sz w:val="18"/>
+                <w:szCs w:val="18"/>
+              </w:rPr>
+              <w:t xml:space="preserve">Because... ________________</w:t>
+            </w:r>
+          </w:p>
+          <w:p>
+            <w:pPr>
+              <w:spacing w:after="50" w:before="0"/>
+            </w:pPr>
+            <w:r>
+              <w:rPr>
+                <w:color w:val="BBBBBB"/>
+                <w:sz w:val="18"/>
+                <w:szCs w:val="18"/>
+              </w:rPr>
+              <w:t xml:space="preserve">____________________________</w:t>
+            </w:r>
+          </w:p>
+          <w:p>
+            <w:pPr>
+              <w:spacing w:after="30" w:before="40"/>
+            </w:pPr>
+            <w:r>
+              <w:rPr>
+                <w:b/>
+                <w:bCs/>
+                <w:color w:val="1A6FB5"/>
+                <w:sz w:val="18"/>
+                <w:szCs w:val="18"/>
+              </w:rPr>
+              <w:t xml:space="preserve">Although... _______________</w:t>
+            </w:r>
+          </w:p>
+          <w:p>
+            <w:pPr>
+              <w:spacing w:after="50" w:before="0"/>
+            </w:pPr>
+            <w:r>
+              <w:rPr>
+                <w:color w:val="BBBBBB"/>
+                <w:sz w:val="18"/>
+                <w:szCs w:val="18"/>
+              </w:rPr>
+              <w:t xml:space="preserve">____________________________</w:t>
+            </w:r>
+          </w:p>
+          <w:p>
+            <w:pPr>
+              <w:spacing w:after="30" w:before="40"/>
+            </w:pPr>
+            <w:r>
+              <w:rPr>
+                <w:b/>
+                <w:bCs/>
+                <w:color w:val="7A5400"/>
+                <w:sz w:val="18"/>
+                <w:szCs w:val="18"/>
+              </w:rPr>
+              <w:t xml:space="preserve">Therefore... ______________</w:t>
+            </w:r>
+          </w:p>
+          <w:p>
+            <w:pPr>
+              <w:spacing w:after="50" w:before="0"/>
+            </w:pPr>
+            <w:r>
+              <w:rPr>
+                <w:color w:val="BBBBBB"/>
+                <w:sz w:val="18"/>
+                <w:szCs w:val="18"/>
+              </w:rPr>
+              <w:t xml:space="preserve">____________________________</w:t>
+            </w:r>
+          </w:p>
+        </w:tc>
+      </w:tr>
+    </w:tbl>
+    <w:p>
+      <w:pPr>
+        <w:spacing w:after="60" w:before="0"/>
+      </w:pPr>
+      <w:r>
+        <w:t xml:space="preserve"/>
+      </w:r>
+    </w:p>
+    <w:tbl>
+      <w:tblPr>
+        <w:tblW w:type="dxa" w:w="9360"/>
+        <w:tblBorders>
+          <w:top w:val="single" w:color="C7D2DD" w:sz="6"/>
+          <w:left w:val="single" w:color="C7D2DD" w:sz="6"/>
+          <w:bottom w:val="single" w:color="C7D2DD" w:sz="6"/>
+          <w:right w:val="single" w:color="C7D2DD" w:sz="6"/>
+          <w:insideH w:val="single" w:color="C7D2DD" w:sz="6"/>
+          <w:insideV w:val="single" w:color="C7D2DD" w:sz="6"/>
+        </w:tblBorders>
+      </w:tblPr>
+      <w:tblGrid>
+        <w:gridCol w:w="2800"/>
+        <w:gridCol w:w="3560"/>
+        <w:gridCol w:w="3000"/>
+      </w:tblGrid>
+      <w:tr>
+        <w:trPr>
+          <w:cantSplit/>
+          <w:tblHeader/>
+        </w:trPr>
+        <w:tc>
+          <w:tcPr>
+            <w:tcW w:type="dxa" w:w="2800"/>
+            <w:shd w:fill="EEF4F8" w:color="auto" w:val="clear"/>
+            <w:tcMar>
+              <w:top w:type="dxa" w:w="60"/>
+              <w:left w:type="dxa" w:w="100"/>
+              <w:bottom w:type="dxa" w:w="60"/>
+              <w:right w:type="dxa" w:w="100"/>
+            </w:tcMar>
+          </w:tcPr>
+          <w:p>
+            <w:pPr>
+              <w:spacing w:after="0" w:before="0"/>
+            </w:pPr>
+            <w:r>
+              <w:rPr>
+                <w:b/>
+                <w:bCs/>
+                <w:color w:val="0F2B3C"/>
+                <w:sz w:val="16"/>
+                <w:szCs w:val="16"/>
+              </w:rPr>
+              <w:t xml:space="preserve">CORE PROBLEM / GIVEN REPRESENTATION</w:t>
+            </w:r>
+          </w:p>
+        </w:tc>
+        <w:tc>
+          <w:tcPr>
+            <w:tcW w:type="dxa" w:w="3560"/>
+            <w:shd w:fill="EEF4F8" w:color="auto" w:val="clear"/>
+            <w:tcMar>
+              <w:top w:type="dxa" w:w="60"/>
+              <w:left w:type="dxa" w:w="100"/>
+              <w:bottom w:type="dxa" w:w="60"/>
+              <w:right w:type="dxa" w:w="100"/>
+            </w:tcMar>
+          </w:tcPr>
+          <w:p>
+            <w:pPr>
+              <w:spacing w:after="0" w:before="0"/>
+            </w:pPr>
+            <w:r>
+              <w:rPr>
+                <w:b/>
+                <w:bCs/>
+                <w:color w:val="0F2B3C"/>
+                <w:sz w:val="16"/>
+                <w:szCs w:val="16"/>
+              </w:rPr>
+              <w:t xml:space="preserve">WORKING SPACE / CALCULATION STEPS</w:t>
+            </w:r>
+          </w:p>
+        </w:tc>
+        <w:tc>
+          <w:tcPr>
+            <w:tcW w:type="dxa" w:w="3000"/>
+            <w:shd w:fill="FBF3E2" w:color="auto" w:val="clear"/>
+            <w:tcMar>
+              <w:top w:type="dxa" w:w="60"/>
+              <w:left w:type="dxa" w:w="100"/>
+              <w:bottom w:type="dxa" w:w="60"/>
+              <w:right w:type="dxa" w:w="100"/>
+            </w:tcMar>
+          </w:tcPr>
+          <w:p>
+            <w:pPr>
+              <w:spacing w:after="0" w:before="0"/>
+            </w:pPr>
+            <w:r>
+              <w:rPr>
+                <w:b/>
+                <w:bCs/>
+                <w:color w:val="7A5400"/>
+                <w:sz w:val="16"/>
+                <w:szCs w:val="16"/>
+              </w:rPr>
+              <w:t xml:space="preserve">EXPLAIN YOUR REASONING</w:t>
+            </w:r>
+          </w:p>
+        </w:tc>
+      </w:tr>
+      <w:tr>
+        <w:trPr>
+          <w:cantSplit/>
+        </w:trPr>
+        <w:tc>
+          <w:tcPr>
+            <w:tcW w:type="dxa" w:w="2800"/>
+            <w:tcMar>
+              <w:top w:type="dxa" w:w="80"/>
+              <w:left w:type="dxa" w:w="100"/>
+              <w:bottom w:type="dxa" w:w="80"/>
+              <w:right w:type="dxa" w:w="100"/>
+            </w:tcMar>
+            <w:vAlign w:val="top"/>
+          </w:tcPr>
+          <w:p>
+            <w:pPr>
+              <w:spacing w:after="40" w:before="0"/>
+            </w:pPr>
+            <w:r>
+              <w:rPr>
+                <w:b/>
+                <w:bCs/>
+                <w:color w:val="0F2B3C"/>
+                <w:sz w:val="20"/>
+                <w:szCs w:val="20"/>
+              </w:rPr>
+              <w:t xml:space="preserve">3.  Add the base and 4 triangles: 16 + 10 + 10 + 10 + 10 = ___</w:t>
+            </w:r>
+          </w:p>
+        </w:tc>
+        <w:tc>
+          <w:tcPr>
+            <w:tcW w:type="dxa" w:w="3560"/>
+            <w:tcMar>
+              <w:top w:type="dxa" w:w="80"/>
+              <w:left w:type="dxa" w:w="100"/>
+              <w:bottom w:type="dxa" w:w="80"/>
+              <w:right w:type="dxa" w:w="100"/>
+            </w:tcMar>
+            <w:vAlign w:val="top"/>
+          </w:tcPr>
+          <w:p>
+            <w:pPr>
+              <w:spacing w:after="50" w:before="0"/>
+            </w:pPr>
+            <w:r>
+              <w:rPr>
+                <w:color w:val="BBBBBB"/>
+                <w:sz w:val="18"/>
+                <w:szCs w:val="18"/>
+              </w:rPr>
+              <w:t xml:space="preserve">____________________________</w:t>
+            </w:r>
+          </w:p>
+          <w:p>
+            <w:pPr>
+              <w:spacing w:after="50" w:before="0"/>
+            </w:pPr>
+            <w:r>
+              <w:rPr>
+                <w:color w:val="BBBBBB"/>
+                <w:sz w:val="18"/>
+                <w:szCs w:val="18"/>
+              </w:rPr>
+              <w:t xml:space="preserve">____________________________</w:t>
+            </w:r>
+          </w:p>
+          <w:p>
+            <w:pPr>
+              <w:spacing w:after="50" w:before="0"/>
+            </w:pPr>
+            <w:r>
+              <w:rPr>
+                <w:color w:val="BBBBBB"/>
+                <w:sz w:val="18"/>
+                <w:szCs w:val="18"/>
+              </w:rPr>
+              <w:t xml:space="preserve">____________________________</w:t>
+            </w:r>
+          </w:p>
+          <w:p>
+            <w:pPr>
+              <w:spacing w:after="50" w:before="0"/>
+            </w:pPr>
+            <w:r>
+              <w:rPr>
+                <w:color w:val="BBBBBB"/>
+                <w:sz w:val="18"/>
+                <w:szCs w:val="18"/>
+              </w:rPr>
+              <w:t xml:space="preserve">____________________________</w:t>
+            </w:r>
+          </w:p>
+        </w:tc>
+        <w:tc>
+          <w:tcPr>
+            <w:tcW w:type="dxa" w:w="3000"/>
+            <w:shd w:fill="FBF3E2" w:color="auto" w:val="clear"/>
+            <w:tcMar>
+              <w:top w:type="dxa" w:w="80"/>
+              <w:left w:type="dxa" w:w="100"/>
+              <w:bottom w:type="dxa" w:w="80"/>
+              <w:right w:type="dxa" w:w="100"/>
+            </w:tcMar>
+            <w:vAlign w:val="top"/>
+          </w:tcPr>
+          <w:p>
+            <w:pPr>
+              <w:spacing w:after="30" w:before="0"/>
+            </w:pPr>
+            <w:r>
+              <w:rPr>
+                <w:b/>
+                <w:bCs/>
+                <w:color w:val="0F2B3C"/>
+                <w:sz w:val="18"/>
+                <w:szCs w:val="18"/>
+              </w:rPr>
+              <w:t xml:space="preserve">Because... ________________</w:t>
+            </w:r>
+          </w:p>
+          <w:p>
+            <w:pPr>
+              <w:spacing w:after="50" w:before="0"/>
+            </w:pPr>
+            <w:r>
+              <w:rPr>
+                <w:color w:val="BBBBBB"/>
+                <w:sz w:val="18"/>
+                <w:szCs w:val="18"/>
+              </w:rPr>
+              <w:t xml:space="preserve">____________________________</w:t>
+            </w:r>
+          </w:p>
+          <w:p>
+            <w:pPr>
+              <w:spacing w:after="30" w:before="40"/>
+            </w:pPr>
+            <w:r>
+              <w:rPr>
+                <w:b/>
+                <w:bCs/>
+                <w:color w:val="1A6FB5"/>
+                <w:sz w:val="18"/>
+                <w:szCs w:val="18"/>
+              </w:rPr>
+              <w:t xml:space="preserve">Although... _______________</w:t>
+            </w:r>
+          </w:p>
+          <w:p>
+            <w:pPr>
+              <w:spacing w:after="50" w:before="0"/>
+            </w:pPr>
+            <w:r>
+              <w:rPr>
+                <w:color w:val="BBBBBB"/>
+                <w:sz w:val="18"/>
+                <w:szCs w:val="18"/>
+              </w:rPr>
+              <w:t xml:space="preserve">____________________________</w:t>
+            </w:r>
+          </w:p>
+          <w:p>
+            <w:pPr>
+              <w:spacing w:after="30" w:before="40"/>
+            </w:pPr>
+            <w:r>
+              <w:rPr>
+                <w:b/>
+                <w:bCs/>
+                <w:color w:val="7A5400"/>
+                <w:sz w:val="18"/>
+                <w:szCs w:val="18"/>
+              </w:rPr>
+              <w:t xml:space="preserve">Therefore... ______________</w:t>
+            </w:r>
+          </w:p>
+          <w:p>
+            <w:pPr>
+              <w:spacing w:after="50" w:before="0"/>
+            </w:pPr>
+            <w:r>
+              <w:rPr>
+                <w:color w:val="BBBBBB"/>
+                <w:sz w:val="18"/>
+                <w:szCs w:val="18"/>
+              </w:rPr>
+              <w:t xml:space="preserve">____________________________</w:t>
+            </w:r>
+          </w:p>
+        </w:tc>
+      </w:tr>
+    </w:tbl>
+    <w:p>
+      <w:pPr>
+        <w:spacing w:after="60" w:before="0"/>
+      </w:pPr>
+      <w:r>
+        <w:t xml:space="preserve"/>
       </w:r>
     </w:p>
     <w:p>
@@ -323,50 +3273,616 @@
         <w:t xml:space="preserve">Stretch: full pyramid surface area.</w:t>
       </w:r>
     </w:p>
-    <w:p>
-      <w:pPr>
-        <w:spacing w:after="40" w:before="0"/>
-      </w:pPr>
-      <w:r>
-        <w:rPr>
-          <w:sz w:val="22"/>
-          <w:szCs w:val="22"/>
-        </w:rPr>
-        <w:t xml:space="preserve">1.  A square pyramid: base 6 × 6, four triangles each ½ × 6 × 5. What is the total surface area?</w:t>
-      </w:r>
-    </w:p>
-    <w:p>
-      <w:pPr>
-        <w:spacing w:after="80" w:before="0"/>
-      </w:pPr>
-      <w:r>
-        <w:rPr>
-          <w:color w:val="BBBBBB"/>
-        </w:rPr>
-        <w:t xml:space="preserve">____________________________________________________</w:t>
-      </w:r>
-    </w:p>
-    <w:p>
-      <w:pPr>
-        <w:spacing w:after="40" w:before="0"/>
-      </w:pPr>
-      <w:r>
-        <w:rPr>
-          <w:sz w:val="22"/>
-          <w:szCs w:val="22"/>
-        </w:rPr>
-        <w:t xml:space="preserve">2.  Four triangle faces each have area 9. What is their combined area? (square units)</w:t>
-      </w:r>
-    </w:p>
-    <w:p>
-      <w:pPr>
-        <w:spacing w:after="80" w:before="0"/>
-      </w:pPr>
-      <w:r>
-        <w:rPr>
-          <w:color w:val="BBBBBB"/>
-        </w:rPr>
-        <w:t xml:space="preserve">____________________________________________________</w:t>
+    <w:tbl>
+      <w:tblPr>
+        <w:tblW w:type="dxa" w:w="9360"/>
+        <w:tblBorders>
+          <w:top w:val="single" w:color="C7D2DD" w:sz="6"/>
+          <w:left w:val="single" w:color="C7D2DD" w:sz="6"/>
+          <w:bottom w:val="single" w:color="C7D2DD" w:sz="6"/>
+          <w:right w:val="single" w:color="C7D2DD" w:sz="6"/>
+          <w:insideH w:val="single" w:color="C7D2DD" w:sz="6"/>
+          <w:insideV w:val="single" w:color="C7D2DD" w:sz="6"/>
+        </w:tblBorders>
+      </w:tblPr>
+      <w:tblGrid>
+        <w:gridCol w:w="2800"/>
+        <w:gridCol w:w="3560"/>
+        <w:gridCol w:w="3000"/>
+      </w:tblGrid>
+      <w:tr>
+        <w:trPr>
+          <w:cantSplit/>
+          <w:tblHeader/>
+        </w:trPr>
+        <w:tc>
+          <w:tcPr>
+            <w:tcW w:type="dxa" w:w="2800"/>
+            <w:shd w:fill="EEF4F8" w:color="auto" w:val="clear"/>
+            <w:tcMar>
+              <w:top w:type="dxa" w:w="60"/>
+              <w:left w:type="dxa" w:w="100"/>
+              <w:bottom w:type="dxa" w:w="60"/>
+              <w:right w:type="dxa" w:w="100"/>
+            </w:tcMar>
+          </w:tcPr>
+          <w:p>
+            <w:pPr>
+              <w:spacing w:after="0" w:before="0"/>
+            </w:pPr>
+            <w:r>
+              <w:rPr>
+                <w:b/>
+                <w:bCs/>
+                <w:color w:val="0F2B3C"/>
+                <w:sz w:val="16"/>
+                <w:szCs w:val="16"/>
+              </w:rPr>
+              <w:t xml:space="preserve">CORE PROBLEM / GIVEN REPRESENTATION</w:t>
+            </w:r>
+          </w:p>
+        </w:tc>
+        <w:tc>
+          <w:tcPr>
+            <w:tcW w:type="dxa" w:w="3560"/>
+            <w:shd w:fill="EEF4F8" w:color="auto" w:val="clear"/>
+            <w:tcMar>
+              <w:top w:type="dxa" w:w="60"/>
+              <w:left w:type="dxa" w:w="100"/>
+              <w:bottom w:type="dxa" w:w="60"/>
+              <w:right w:type="dxa" w:w="100"/>
+            </w:tcMar>
+          </w:tcPr>
+          <w:p>
+            <w:pPr>
+              <w:spacing w:after="0" w:before="0"/>
+            </w:pPr>
+            <w:r>
+              <w:rPr>
+                <w:b/>
+                <w:bCs/>
+                <w:color w:val="0F2B3C"/>
+                <w:sz w:val="16"/>
+                <w:szCs w:val="16"/>
+              </w:rPr>
+              <w:t xml:space="preserve">WORKING SPACE / CALCULATION STEPS</w:t>
+            </w:r>
+          </w:p>
+        </w:tc>
+        <w:tc>
+          <w:tcPr>
+            <w:tcW w:type="dxa" w:w="3000"/>
+            <w:shd w:fill="FBF3E2" w:color="auto" w:val="clear"/>
+            <w:tcMar>
+              <w:top w:type="dxa" w:w="60"/>
+              <w:left w:type="dxa" w:w="100"/>
+              <w:bottom w:type="dxa" w:w="60"/>
+              <w:right w:type="dxa" w:w="100"/>
+            </w:tcMar>
+          </w:tcPr>
+          <w:p>
+            <w:pPr>
+              <w:spacing w:after="0" w:before="0"/>
+            </w:pPr>
+            <w:r>
+              <w:rPr>
+                <w:b/>
+                <w:bCs/>
+                <w:color w:val="7A5400"/>
+                <w:sz w:val="16"/>
+                <w:szCs w:val="16"/>
+              </w:rPr>
+              <w:t xml:space="preserve">EXPLAIN YOUR REASONING</w:t>
+            </w:r>
+          </w:p>
+        </w:tc>
+      </w:tr>
+      <w:tr>
+        <w:trPr>
+          <w:cantSplit/>
+        </w:trPr>
+        <w:tc>
+          <w:tcPr>
+            <w:tcW w:type="dxa" w:w="2800"/>
+            <w:tcMar>
+              <w:top w:type="dxa" w:w="80"/>
+              <w:left w:type="dxa" w:w="100"/>
+              <w:bottom w:type="dxa" w:w="80"/>
+              <w:right w:type="dxa" w:w="100"/>
+            </w:tcMar>
+            <w:vAlign w:val="top"/>
+          </w:tcPr>
+          <w:p>
+            <w:pPr>
+              <w:spacing w:after="40" w:before="0"/>
+            </w:pPr>
+            <w:r>
+              <w:rPr>
+                <w:b/>
+                <w:bCs/>
+                <w:color w:val="0F2B3C"/>
+                <w:sz w:val="20"/>
+                <w:szCs w:val="20"/>
+              </w:rPr>
+              <w:t xml:space="preserve">1.  A square pyramid: base 6 × 6, four triangles each ½ × 6 × 5. What is the total surface area?</w:t>
+            </w:r>
+          </w:p>
+        </w:tc>
+        <w:tc>
+          <w:tcPr>
+            <w:tcW w:type="dxa" w:w="3560"/>
+            <w:tcMar>
+              <w:top w:type="dxa" w:w="80"/>
+              <w:left w:type="dxa" w:w="100"/>
+              <w:bottom w:type="dxa" w:w="80"/>
+              <w:right w:type="dxa" w:w="100"/>
+            </w:tcMar>
+            <w:vAlign w:val="top"/>
+          </w:tcPr>
+          <w:p>
+            <w:pPr>
+              <w:spacing w:after="50" w:before="0"/>
+            </w:pPr>
+            <w:r>
+              <w:rPr>
+                <w:color w:val="BBBBBB"/>
+                <w:sz w:val="18"/>
+                <w:szCs w:val="18"/>
+              </w:rPr>
+              <w:t xml:space="preserve">____________________________</w:t>
+            </w:r>
+          </w:p>
+          <w:p>
+            <w:pPr>
+              <w:spacing w:after="50" w:before="0"/>
+            </w:pPr>
+            <w:r>
+              <w:rPr>
+                <w:color w:val="BBBBBB"/>
+                <w:sz w:val="18"/>
+                <w:szCs w:val="18"/>
+              </w:rPr>
+              <w:t xml:space="preserve">____________________________</w:t>
+            </w:r>
+          </w:p>
+          <w:p>
+            <w:pPr>
+              <w:spacing w:after="50" w:before="0"/>
+            </w:pPr>
+            <w:r>
+              <w:rPr>
+                <w:color w:val="BBBBBB"/>
+                <w:sz w:val="18"/>
+                <w:szCs w:val="18"/>
+              </w:rPr>
+              <w:t xml:space="preserve">____________________________</w:t>
+            </w:r>
+          </w:p>
+          <w:p>
+            <w:pPr>
+              <w:spacing w:after="50" w:before="0"/>
+            </w:pPr>
+            <w:r>
+              <w:rPr>
+                <w:color w:val="BBBBBB"/>
+                <w:sz w:val="18"/>
+                <w:szCs w:val="18"/>
+              </w:rPr>
+              <w:t xml:space="preserve">____________________________</w:t>
+            </w:r>
+          </w:p>
+        </w:tc>
+        <w:tc>
+          <w:tcPr>
+            <w:tcW w:type="dxa" w:w="3000"/>
+            <w:shd w:fill="FBF3E2" w:color="auto" w:val="clear"/>
+            <w:tcMar>
+              <w:top w:type="dxa" w:w="80"/>
+              <w:left w:type="dxa" w:w="100"/>
+              <w:bottom w:type="dxa" w:w="80"/>
+              <w:right w:type="dxa" w:w="100"/>
+            </w:tcMar>
+            <w:vAlign w:val="top"/>
+          </w:tcPr>
+          <w:p>
+            <w:pPr>
+              <w:spacing w:after="30" w:before="0"/>
+            </w:pPr>
+            <w:r>
+              <w:rPr>
+                <w:b/>
+                <w:bCs/>
+                <w:color w:val="0F2B3C"/>
+                <w:sz w:val="18"/>
+                <w:szCs w:val="18"/>
+              </w:rPr>
+              <w:t xml:space="preserve">Because... ________________</w:t>
+            </w:r>
+          </w:p>
+          <w:p>
+            <w:pPr>
+              <w:spacing w:after="50" w:before="0"/>
+            </w:pPr>
+            <w:r>
+              <w:rPr>
+                <w:color w:val="BBBBBB"/>
+                <w:sz w:val="18"/>
+                <w:szCs w:val="18"/>
+              </w:rPr>
+              <w:t xml:space="preserve">____________________________</w:t>
+            </w:r>
+          </w:p>
+          <w:p>
+            <w:pPr>
+              <w:spacing w:after="30" w:before="40"/>
+            </w:pPr>
+            <w:r>
+              <w:rPr>
+                <w:b/>
+                <w:bCs/>
+                <w:color w:val="1A6FB5"/>
+                <w:sz w:val="18"/>
+                <w:szCs w:val="18"/>
+              </w:rPr>
+              <w:t xml:space="preserve">Although... _______________</w:t>
+            </w:r>
+          </w:p>
+          <w:p>
+            <w:pPr>
+              <w:spacing w:after="50" w:before="0"/>
+            </w:pPr>
+            <w:r>
+              <w:rPr>
+                <w:color w:val="BBBBBB"/>
+                <w:sz w:val="18"/>
+                <w:szCs w:val="18"/>
+              </w:rPr>
+              <w:t xml:space="preserve">____________________________</w:t>
+            </w:r>
+          </w:p>
+          <w:p>
+            <w:pPr>
+              <w:spacing w:after="30" w:before="40"/>
+            </w:pPr>
+            <w:r>
+              <w:rPr>
+                <w:b/>
+                <w:bCs/>
+                <w:color w:val="7A5400"/>
+                <w:sz w:val="18"/>
+                <w:szCs w:val="18"/>
+              </w:rPr>
+              <w:t xml:space="preserve">Therefore... ______________</w:t>
+            </w:r>
+          </w:p>
+          <w:p>
+            <w:pPr>
+              <w:spacing w:after="50" w:before="0"/>
+            </w:pPr>
+            <w:r>
+              <w:rPr>
+                <w:color w:val="BBBBBB"/>
+                <w:sz w:val="18"/>
+                <w:szCs w:val="18"/>
+              </w:rPr>
+              <w:t xml:space="preserve">____________________________</w:t>
+            </w:r>
+          </w:p>
+        </w:tc>
+      </w:tr>
+    </w:tbl>
+    <w:p>
+      <w:pPr>
+        <w:spacing w:after="60" w:before="0"/>
+      </w:pPr>
+      <w:r>
+        <w:t xml:space="preserve"/>
+      </w:r>
+    </w:p>
+    <w:tbl>
+      <w:tblPr>
+        <w:tblW w:type="dxa" w:w="9360"/>
+        <w:tblBorders>
+          <w:top w:val="single" w:color="C7D2DD" w:sz="6"/>
+          <w:left w:val="single" w:color="C7D2DD" w:sz="6"/>
+          <w:bottom w:val="single" w:color="C7D2DD" w:sz="6"/>
+          <w:right w:val="single" w:color="C7D2DD" w:sz="6"/>
+          <w:insideH w:val="single" w:color="C7D2DD" w:sz="6"/>
+          <w:insideV w:val="single" w:color="C7D2DD" w:sz="6"/>
+        </w:tblBorders>
+      </w:tblPr>
+      <w:tblGrid>
+        <w:gridCol w:w="2800"/>
+        <w:gridCol w:w="3560"/>
+        <w:gridCol w:w="3000"/>
+      </w:tblGrid>
+      <w:tr>
+        <w:trPr>
+          <w:cantSplit/>
+          <w:tblHeader/>
+        </w:trPr>
+        <w:tc>
+          <w:tcPr>
+            <w:tcW w:type="dxa" w:w="2800"/>
+            <w:shd w:fill="EEF4F8" w:color="auto" w:val="clear"/>
+            <w:tcMar>
+              <w:top w:type="dxa" w:w="60"/>
+              <w:left w:type="dxa" w:w="100"/>
+              <w:bottom w:type="dxa" w:w="60"/>
+              <w:right w:type="dxa" w:w="100"/>
+            </w:tcMar>
+          </w:tcPr>
+          <w:p>
+            <w:pPr>
+              <w:spacing w:after="0" w:before="0"/>
+            </w:pPr>
+            <w:r>
+              <w:rPr>
+                <w:b/>
+                <w:bCs/>
+                <w:color w:val="0F2B3C"/>
+                <w:sz w:val="16"/>
+                <w:szCs w:val="16"/>
+              </w:rPr>
+              <w:t xml:space="preserve">CORE PROBLEM / GIVEN REPRESENTATION</w:t>
+            </w:r>
+          </w:p>
+        </w:tc>
+        <w:tc>
+          <w:tcPr>
+            <w:tcW w:type="dxa" w:w="3560"/>
+            <w:shd w:fill="EEF4F8" w:color="auto" w:val="clear"/>
+            <w:tcMar>
+              <w:top w:type="dxa" w:w="60"/>
+              <w:left w:type="dxa" w:w="100"/>
+              <w:bottom w:type="dxa" w:w="60"/>
+              <w:right w:type="dxa" w:w="100"/>
+            </w:tcMar>
+          </w:tcPr>
+          <w:p>
+            <w:pPr>
+              <w:spacing w:after="0" w:before="0"/>
+            </w:pPr>
+            <w:r>
+              <w:rPr>
+                <w:b/>
+                <w:bCs/>
+                <w:color w:val="0F2B3C"/>
+                <w:sz w:val="16"/>
+                <w:szCs w:val="16"/>
+              </w:rPr>
+              <w:t xml:space="preserve">WORKING SPACE / CALCULATION STEPS</w:t>
+            </w:r>
+          </w:p>
+        </w:tc>
+        <w:tc>
+          <w:tcPr>
+            <w:tcW w:type="dxa" w:w="3000"/>
+            <w:shd w:fill="FBF3E2" w:color="auto" w:val="clear"/>
+            <w:tcMar>
+              <w:top w:type="dxa" w:w="60"/>
+              <w:left w:type="dxa" w:w="100"/>
+              <w:bottom w:type="dxa" w:w="60"/>
+              <w:right w:type="dxa" w:w="100"/>
+            </w:tcMar>
+          </w:tcPr>
+          <w:p>
+            <w:pPr>
+              <w:spacing w:after="0" w:before="0"/>
+            </w:pPr>
+            <w:r>
+              <w:rPr>
+                <w:b/>
+                <w:bCs/>
+                <w:color w:val="7A5400"/>
+                <w:sz w:val="16"/>
+                <w:szCs w:val="16"/>
+              </w:rPr>
+              <w:t xml:space="preserve">EXPLAIN YOUR REASONING</w:t>
+            </w:r>
+          </w:p>
+        </w:tc>
+      </w:tr>
+      <w:tr>
+        <w:trPr>
+          <w:cantSplit/>
+        </w:trPr>
+        <w:tc>
+          <w:tcPr>
+            <w:tcW w:type="dxa" w:w="2800"/>
+            <w:tcMar>
+              <w:top w:type="dxa" w:w="80"/>
+              <w:left w:type="dxa" w:w="100"/>
+              <w:bottom w:type="dxa" w:w="80"/>
+              <w:right w:type="dxa" w:w="100"/>
+            </w:tcMar>
+            <w:vAlign w:val="top"/>
+          </w:tcPr>
+          <w:p>
+            <w:pPr>
+              <w:spacing w:after="40" w:before="0"/>
+            </w:pPr>
+            <w:r>
+              <w:rPr>
+                <w:b/>
+                <w:bCs/>
+                <w:color w:val="0F2B3C"/>
+                <w:sz w:val="20"/>
+                <w:szCs w:val="20"/>
+              </w:rPr>
+              <w:t xml:space="preserve">2.  Four triangle faces each have area 9. What is their combined area? (square units)</w:t>
+            </w:r>
+          </w:p>
+        </w:tc>
+        <w:tc>
+          <w:tcPr>
+            <w:tcW w:type="dxa" w:w="3560"/>
+            <w:tcMar>
+              <w:top w:type="dxa" w:w="80"/>
+              <w:left w:type="dxa" w:w="100"/>
+              <w:bottom w:type="dxa" w:w="80"/>
+              <w:right w:type="dxa" w:w="100"/>
+            </w:tcMar>
+            <w:vAlign w:val="top"/>
+          </w:tcPr>
+          <w:p>
+            <w:pPr>
+              <w:spacing w:after="50" w:before="0"/>
+            </w:pPr>
+            <w:r>
+              <w:rPr>
+                <w:color w:val="BBBBBB"/>
+                <w:sz w:val="18"/>
+                <w:szCs w:val="18"/>
+              </w:rPr>
+              <w:t xml:space="preserve">____________________________</w:t>
+            </w:r>
+          </w:p>
+          <w:p>
+            <w:pPr>
+              <w:spacing w:after="50" w:before="0"/>
+            </w:pPr>
+            <w:r>
+              <w:rPr>
+                <w:color w:val="BBBBBB"/>
+                <w:sz w:val="18"/>
+                <w:szCs w:val="18"/>
+              </w:rPr>
+              <w:t xml:space="preserve">____________________________</w:t>
+            </w:r>
+          </w:p>
+          <w:p>
+            <w:pPr>
+              <w:spacing w:after="50" w:before="0"/>
+            </w:pPr>
+            <w:r>
+              <w:rPr>
+                <w:color w:val="BBBBBB"/>
+                <w:sz w:val="18"/>
+                <w:szCs w:val="18"/>
+              </w:rPr>
+              <w:t xml:space="preserve">____________________________</w:t>
+            </w:r>
+          </w:p>
+          <w:p>
+            <w:pPr>
+              <w:spacing w:after="50" w:before="0"/>
+            </w:pPr>
+            <w:r>
+              <w:rPr>
+                <w:color w:val="BBBBBB"/>
+                <w:sz w:val="18"/>
+                <w:szCs w:val="18"/>
+              </w:rPr>
+              <w:t xml:space="preserve">____________________________</w:t>
+            </w:r>
+          </w:p>
+        </w:tc>
+        <w:tc>
+          <w:tcPr>
+            <w:tcW w:type="dxa" w:w="3000"/>
+            <w:shd w:fill="FBF3E2" w:color="auto" w:val="clear"/>
+            <w:tcMar>
+              <w:top w:type="dxa" w:w="80"/>
+              <w:left w:type="dxa" w:w="100"/>
+              <w:bottom w:type="dxa" w:w="80"/>
+              <w:right w:type="dxa" w:w="100"/>
+            </w:tcMar>
+            <w:vAlign w:val="top"/>
+          </w:tcPr>
+          <w:p>
+            <w:pPr>
+              <w:spacing w:after="30" w:before="0"/>
+            </w:pPr>
+            <w:r>
+              <w:rPr>
+                <w:b/>
+                <w:bCs/>
+                <w:color w:val="0F2B3C"/>
+                <w:sz w:val="18"/>
+                <w:szCs w:val="18"/>
+              </w:rPr>
+              <w:t xml:space="preserve">Because... ________________</w:t>
+            </w:r>
+          </w:p>
+          <w:p>
+            <w:pPr>
+              <w:spacing w:after="50" w:before="0"/>
+            </w:pPr>
+            <w:r>
+              <w:rPr>
+                <w:color w:val="BBBBBB"/>
+                <w:sz w:val="18"/>
+                <w:szCs w:val="18"/>
+              </w:rPr>
+              <w:t xml:space="preserve">____________________________</w:t>
+            </w:r>
+          </w:p>
+          <w:p>
+            <w:pPr>
+              <w:spacing w:after="30" w:before="40"/>
+            </w:pPr>
+            <w:r>
+              <w:rPr>
+                <w:b/>
+                <w:bCs/>
+                <w:color w:val="1A6FB5"/>
+                <w:sz w:val="18"/>
+                <w:szCs w:val="18"/>
+              </w:rPr>
+              <w:t xml:space="preserve">Although... _______________</w:t>
+            </w:r>
+          </w:p>
+          <w:p>
+            <w:pPr>
+              <w:spacing w:after="50" w:before="0"/>
+            </w:pPr>
+            <w:r>
+              <w:rPr>
+                <w:color w:val="BBBBBB"/>
+                <w:sz w:val="18"/>
+                <w:szCs w:val="18"/>
+              </w:rPr>
+              <w:t xml:space="preserve">____________________________</w:t>
+            </w:r>
+          </w:p>
+          <w:p>
+            <w:pPr>
+              <w:spacing w:after="30" w:before="40"/>
+            </w:pPr>
+            <w:r>
+              <w:rPr>
+                <w:b/>
+                <w:bCs/>
+                <w:color w:val="7A5400"/>
+                <w:sz w:val="18"/>
+                <w:szCs w:val="18"/>
+              </w:rPr>
+              <w:t xml:space="preserve">Therefore... ______________</w:t>
+            </w:r>
+          </w:p>
+          <w:p>
+            <w:pPr>
+              <w:spacing w:after="50" w:before="0"/>
+            </w:pPr>
+            <w:r>
+              <w:rPr>
+                <w:color w:val="BBBBBB"/>
+                <w:sz w:val="18"/>
+                <w:szCs w:val="18"/>
+              </w:rPr>
+              <w:t xml:space="preserve">____________________________</w:t>
+            </w:r>
+          </w:p>
+        </w:tc>
+      </w:tr>
+    </w:tbl>
+    <w:p>
+      <w:pPr>
+        <w:spacing w:after="60" w:before="0"/>
+      </w:pPr>
+      <w:r>
+        <w:t xml:space="preserve"/>
       </w:r>
     </w:p>
     <w:p>
@@ -443,6 +3959,141 @@
         <w:t xml:space="preserve">____________________________________________________</w:t>
       </w:r>
     </w:p>
+    <w:tbl>
+      <w:tblPr>
+        <w:tblW w:type="dxa" w:w="9360"/>
+        <w:tblBorders>
+          <w:top w:val="single" w:color="C7D2DD" w:sz="6"/>
+          <w:left w:val="single" w:color="C7D2DD" w:sz="6"/>
+          <w:bottom w:val="single" w:color="C7D2DD" w:sz="6"/>
+          <w:right w:val="single" w:color="C7D2DD" w:sz="6"/>
+          <w:insideH w:val="single" w:color="C7D2DD" w:sz="6"/>
+          <w:insideV w:val="single" w:color="C7D2DD" w:sz="6"/>
+        </w:tblBorders>
+      </w:tblPr>
+      <w:tblGrid>
+        <w:gridCol w:w="3120"/>
+        <w:gridCol w:w="3120"/>
+        <w:gridCol w:w="3120"/>
+      </w:tblGrid>
+      <w:tr>
+        <w:trPr>
+          <w:cantSplit/>
+          <w:tblHeader/>
+        </w:trPr>
+        <w:tc>
+          <w:tcPr>
+            <w:tcW w:type="dxa" w:w="9360"/>
+            <w:gridSpan w:val="3"/>
+            <w:shd w:fill="EEF4F8" w:color="auto" w:val="clear"/>
+            <w:tcMar>
+              <w:top w:type="dxa" w:w="60"/>
+              <w:left w:type="dxa" w:w="100"/>
+              <w:bottom w:type="dxa" w:w="60"/>
+              <w:right w:type="dxa" w:w="100"/>
+            </w:tcMar>
+          </w:tcPr>
+          <w:p>
+            <w:pPr>
+              <w:spacing w:after="0" w:before="0"/>
+            </w:pPr>
+            <w:r>
+              <w:rPr>
+                <w:b/>
+                <w:bCs/>
+                <w:color w:val="0F2B3C"/>
+                <w:sz w:val="18"/>
+                <w:szCs w:val="18"/>
+              </w:rPr>
+              <w:t xml:space="preserve">EXIT CHECK · 3-POINT SELF-ASSESSMENT CHECKLIST</w:t>
+            </w:r>
+          </w:p>
+        </w:tc>
+      </w:tr>
+      <w:tr>
+        <w:trPr>
+          <w:cantSplit/>
+        </w:trPr>
+        <w:tc>
+          <w:tcPr>
+            <w:tcW w:type="dxa" w:w="3120"/>
+            <w:tcMar>
+              <w:top w:type="dxa" w:w="80"/>
+              <w:left w:type="dxa" w:w="100"/>
+              <w:bottom w:type="dxa" w:w="80"/>
+              <w:right w:type="dxa" w:w="100"/>
+            </w:tcMar>
+          </w:tcPr>
+          <w:p>
+            <w:pPr>
+              <w:spacing w:after="0" w:before="0"/>
+            </w:pPr>
+            <w:r>
+              <w:rPr>
+                <w:b/>
+                <w:bCs/>
+                <w:color w:val="0F2B3C"/>
+                <w:sz w:val="18"/>
+                <w:szCs w:val="18"/>
+              </w:rPr>
+              <w:t xml:space="preserve">☐ 1. Units &amp; Labels Verified</w:t>
+            </w:r>
+          </w:p>
+        </w:tc>
+        <w:tc>
+          <w:tcPr>
+            <w:tcW w:type="dxa" w:w="3120"/>
+            <w:tcMar>
+              <w:top w:type="dxa" w:w="80"/>
+              <w:left w:type="dxa" w:w="100"/>
+              <w:bottom w:type="dxa" w:w="80"/>
+              <w:right w:type="dxa" w:w="100"/>
+            </w:tcMar>
+          </w:tcPr>
+          <w:p>
+            <w:pPr>
+              <w:spacing w:after="0" w:before="0"/>
+            </w:pPr>
+            <w:r>
+              <w:rPr>
+                <w:b/>
+                <w:bCs/>
+                <w:color w:val="0F2B3C"/>
+                <w:sz w:val="18"/>
+                <w:szCs w:val="18"/>
+              </w:rPr>
+              <w:t xml:space="preserve">☐ 2. Reasoning Stated (Because / Although / Therefore)</w:t>
+            </w:r>
+          </w:p>
+        </w:tc>
+        <w:tc>
+          <w:tcPr>
+            <w:tcW w:type="dxa" w:w="3120"/>
+            <w:tcMar>
+              <w:top w:type="dxa" w:w="80"/>
+              <w:left w:type="dxa" w:w="100"/>
+              <w:bottom w:type="dxa" w:w="80"/>
+              <w:right w:type="dxa" w:w="100"/>
+            </w:tcMar>
+          </w:tcPr>
+          <w:p>
+            <w:pPr>
+              <w:spacing w:after="0" w:before="0"/>
+            </w:pPr>
+            <w:r>
+              <w:rPr>
+                <w:b/>
+                <w:bCs/>
+                <w:color w:val="0F2B3C"/>
+                <w:sz w:val="18"/>
+                <w:szCs w:val="18"/>
+              </w:rPr>
+              <w:t xml:space="preserve">☐ 3. Calculations Double-Checked</w:t>
+            </w:r>
+          </w:p>
+        </w:tc>
+      </w:tr>
+    </w:tbl>
     <w:p>
       <w:pPr>
         <w:spacing w:after="60" w:before="120"/>
